--- a/20224254简思琪毕设初稿.docx
+++ b/20224254简思琪毕设初稿.docx
@@ -4284,13 +4284,30 @@
           <w:color w:val="000000"/>
           <w:szCs w:val="24"/>
         </w:rPr>
-        <w:t>随着移动互联网技术的不断成熟和智能手机的广泛普及，移动端应用已成为人们日常生活中不可或缺的一部分。微信作为国内用户规模最大的社交平台，其生态体系日益完善。</w:t>
-      </w:r>
+        <w:t>随着移动互联网技术的不断成熟和智能手机的广泛普及，移动端应用已成为人们日常生活中不可或缺的一部分。</w:t>
+      </w:r>
+      <w:proofErr w:type="gramStart"/>
       <w:r>
         <w:rPr>
           <w:color w:val="000000"/>
           <w:szCs w:val="24"/>
         </w:rPr>
+        <w:t>微信作为</w:t>
+      </w:r>
+      <w:proofErr w:type="gramEnd"/>
+      <w:r>
+        <w:rPr>
+          <w:color w:val="000000"/>
+          <w:szCs w:val="24"/>
+        </w:rPr>
+        <w:t>国内用户规模最大的社交平台，其生态体系日益完善。</w:t>
+      </w:r>
+      <w:proofErr w:type="gramStart"/>
+      <w:r>
+        <w:rPr>
+          <w:color w:val="000000"/>
+          <w:szCs w:val="24"/>
+        </w:rPr>
         <w:t>2017</w:t>
       </w:r>
       <w:r>
@@ -4298,7 +4315,15 @@
           <w:color w:val="000000"/>
           <w:szCs w:val="24"/>
         </w:rPr>
-        <w:t>年微信小程序正式上线，凭借</w:t>
+        <w:t>年微信小</w:t>
+      </w:r>
+      <w:proofErr w:type="gramEnd"/>
+      <w:r>
+        <w:rPr>
+          <w:color w:val="000000"/>
+          <w:szCs w:val="24"/>
+        </w:rPr>
+        <w:t>程序正式上线，凭借</w:t>
       </w:r>
       <w:r>
         <w:rPr>
@@ -4343,7 +4368,23 @@
           <w:color w:val="000000"/>
           <w:szCs w:val="24"/>
         </w:rPr>
-        <w:t>在生鲜零售领域，蔬菜水果作为高频、刚需、易损耗的消费品，其销售模式正经历从传统线下向线上融合的转型。传统蔬果销售主要依赖实体门店和手工记账方式，存在信息不对称、销售渠道单一、库存管理混乱、损耗率高等问题。特别是在后疫情时代，消费者对线上生鲜购买的需求持续增长，传统商户迫切需要借助数字化手段提升经营效率。因此，基于微信小程序开发一套面向蔬菜水果销售的轻量级管理系统，具有较强的现实意义和应用前景。</w:t>
+        <w:t>在生鲜零售领域，蔬菜水果作为高频、刚需、易损耗的消费品，其销售模式正经历从传统线下向线上融合的转型。传统蔬果销售主要依赖实体门店和手工记账方式，存在信息不对称、销售渠道单一、库存管理混乱、损耗率高等问题。特别是在后疫情时代，消费者对线上生鲜购买的需求持续增长，传统商户迫切需要借助数字化手段提升经营效率。因此，</w:t>
+      </w:r>
+      <w:proofErr w:type="gramStart"/>
+      <w:r>
+        <w:rPr>
+          <w:color w:val="000000"/>
+          <w:szCs w:val="24"/>
+        </w:rPr>
+        <w:t>基于微信小</w:t>
+      </w:r>
+      <w:proofErr w:type="gramEnd"/>
+      <w:r>
+        <w:rPr>
+          <w:color w:val="000000"/>
+          <w:szCs w:val="24"/>
+        </w:rPr>
+        <w:t>程序开发一套面向蔬菜水果销售的轻量级管理系统，具有较强的现实意义和应用前景。</w:t>
       </w:r>
     </w:p>
     <w:p>
@@ -4406,7 +4447,43 @@
           <w:kern w:val="0"/>
           <w:szCs w:val="24"/>
         </w:rPr>
-        <w:t>近年来，国内外学者围绕生鲜电商及微信小程序应用开展了大量研究。国外研究起步较早，主要关注供应链管理、用户行为及平台架构等方面。研究表明，界面设计、产品信任机制和互动体验对消费者购买意愿具有显著影响。然而，国外研究多基于成熟的电商生态，针对微信小程序这一中国特色载体的探讨相对有限。</w:t>
+        <w:t>近年来，国内外学者围绕生鲜电商</w:t>
+      </w:r>
+      <w:proofErr w:type="gramStart"/>
+      <w:r>
+        <w:rPr>
+          <w:color w:val="000000"/>
+          <w:kern w:val="0"/>
+          <w:szCs w:val="24"/>
+        </w:rPr>
+        <w:t>及微信小</w:t>
+      </w:r>
+      <w:proofErr w:type="gramEnd"/>
+      <w:r>
+        <w:rPr>
+          <w:color w:val="000000"/>
+          <w:kern w:val="0"/>
+          <w:szCs w:val="24"/>
+        </w:rPr>
+        <w:t>程序应用开展了大量研究。国外研究起步较早，主要关注供应链管理、用户行为及平台架构等方面。研究表明，界面设计、产品信任机制和互动体验对消费者购买意愿具有显著影响。然而，国外研究多基于成熟的电商生态，</w:t>
+      </w:r>
+      <w:proofErr w:type="gramStart"/>
+      <w:r>
+        <w:rPr>
+          <w:color w:val="000000"/>
+          <w:kern w:val="0"/>
+          <w:szCs w:val="24"/>
+        </w:rPr>
+        <w:t>针对微信小</w:t>
+      </w:r>
+      <w:proofErr w:type="gramEnd"/>
+      <w:r>
+        <w:rPr>
+          <w:color w:val="000000"/>
+          <w:kern w:val="0"/>
+          <w:szCs w:val="24"/>
+        </w:rPr>
+        <w:t>程序这一中国特色载体的探讨相对有限。</w:t>
       </w:r>
     </w:p>
     <w:p>
@@ -4425,7 +4502,25 @@
           <w:kern w:val="0"/>
           <w:szCs w:val="24"/>
         </w:rPr>
-        <w:t>国内研究则更为聚焦微信小程序在农产品销售中的应用，研究成果主要集中于三个方向：一是技术可行性与系统开发，验证了小程序在农产品销售中的可行性，并逐步采用</w:t>
+        <w:t>国内研究则更为</w:t>
+      </w:r>
+      <w:proofErr w:type="gramStart"/>
+      <w:r>
+        <w:rPr>
+          <w:color w:val="000000"/>
+          <w:kern w:val="0"/>
+          <w:szCs w:val="24"/>
+        </w:rPr>
+        <w:t>聚焦微信小</w:t>
+      </w:r>
+      <w:proofErr w:type="gramEnd"/>
+      <w:r>
+        <w:rPr>
+          <w:color w:val="000000"/>
+          <w:kern w:val="0"/>
+          <w:szCs w:val="24"/>
+        </w:rPr>
+        <w:t>程序在农产品销售中的应用，研究成果主要集中于三个方向：一是技术可行性与系统开发，验证了小程序在农产品销售中的可行性，并逐步采用</w:t>
       </w:r>
       <w:proofErr w:type="spellStart"/>
       <w:r>
@@ -4459,14 +4554,32 @@
           <w:kern w:val="0"/>
           <w:szCs w:val="24"/>
         </w:rPr>
-        <w:t>等成熟技术栈进行系统实现；二是商业模式与运营策略，涵盖</w:t>
-      </w:r>
+        <w:t>等成熟技术</w:t>
+      </w:r>
+      <w:proofErr w:type="gramStart"/>
       <w:r>
         <w:rPr>
           <w:color w:val="000000"/>
           <w:kern w:val="0"/>
           <w:szCs w:val="24"/>
         </w:rPr>
+        <w:t>栈</w:t>
+      </w:r>
+      <w:proofErr w:type="gramEnd"/>
+      <w:r>
+        <w:rPr>
+          <w:color w:val="000000"/>
+          <w:kern w:val="0"/>
+          <w:szCs w:val="24"/>
+        </w:rPr>
+        <w:t>进行系统实现；二是商业模式与运营策略，涵盖</w:t>
+      </w:r>
+      <w:r>
+        <w:rPr>
+          <w:color w:val="000000"/>
+          <w:kern w:val="0"/>
+          <w:szCs w:val="24"/>
+        </w:rPr>
         <w:t>B2C</w:t>
       </w:r>
       <w:r>
@@ -4501,13 +4614,23 @@
         </w:rPr>
         <w:t>+”</w:t>
       </w:r>
+      <w:proofErr w:type="gramStart"/>
       <w:r>
         <w:rPr>
           <w:color w:val="000000"/>
           <w:kern w:val="0"/>
           <w:szCs w:val="24"/>
         </w:rPr>
-        <w:t>电商助农等多元场景；三是用户体验与行为影响，探讨界面设计、信息质量、交互方式等因素对用户黏性和购买意愿的影响。</w:t>
+        <w:t>电商助农</w:t>
+      </w:r>
+      <w:proofErr w:type="gramEnd"/>
+      <w:r>
+        <w:rPr>
+          <w:color w:val="000000"/>
+          <w:kern w:val="0"/>
+          <w:szCs w:val="24"/>
+        </w:rPr>
+        <w:t>等多元场景；三是用户体验与行为影响，探讨界面设计、信息质量、交互方式等因素对用户黏性和购买意愿的影响。</w:t>
       </w:r>
     </w:p>
     <w:p>
@@ -4526,14 +4649,32 @@
           <w:kern w:val="0"/>
           <w:szCs w:val="24"/>
         </w:rPr>
-        <w:t>尽管已有研究为农产品电商小程序奠定了良好的理论与技术基础，但多数研究面向综合农产品或泛生鲜品类，专门针对</w:t>
-      </w:r>
+        <w:t>尽管已有研究为农产品</w:t>
+      </w:r>
+      <w:proofErr w:type="gramStart"/>
       <w:r>
         <w:rPr>
           <w:color w:val="000000"/>
           <w:kern w:val="0"/>
           <w:szCs w:val="24"/>
         </w:rPr>
+        <w:t>电商小程序</w:t>
+      </w:r>
+      <w:proofErr w:type="gramEnd"/>
+      <w:r>
+        <w:rPr>
+          <w:color w:val="000000"/>
+          <w:kern w:val="0"/>
+          <w:szCs w:val="24"/>
+        </w:rPr>
+        <w:t>奠定了良好的理论与技术基础，但多数研究面向综合农产品或泛生鲜品类，专门针对</w:t>
+      </w:r>
+      <w:r>
+        <w:rPr>
+          <w:color w:val="000000"/>
+          <w:kern w:val="0"/>
+          <w:szCs w:val="24"/>
+        </w:rPr>
         <w:t>“</w:t>
       </w:r>
       <w:r>
@@ -4558,7 +4699,25 @@
           <w:kern w:val="0"/>
           <w:szCs w:val="24"/>
         </w:rPr>
-        <w:t>这一高频率、强时效、易损耗细分品类的销售管理系统研究仍显不足。因此，本课题聚焦蔬菜水果销售场景，设计并实现一套针对性强、实用性高的微信小程序销售管理系统。</w:t>
+        <w:t>这一高频率、强时效、易损耗细分品类的销售管理系统研究仍显不足。因此，本课题聚焦蔬菜水果销售场景，设计并实现一套针对性强、实用性高</w:t>
+      </w:r>
+      <w:proofErr w:type="gramStart"/>
+      <w:r>
+        <w:rPr>
+          <w:color w:val="000000"/>
+          <w:kern w:val="0"/>
+          <w:szCs w:val="24"/>
+        </w:rPr>
+        <w:t>的微信小</w:t>
+      </w:r>
+      <w:proofErr w:type="gramEnd"/>
+      <w:r>
+        <w:rPr>
+          <w:color w:val="000000"/>
+          <w:kern w:val="0"/>
+          <w:szCs w:val="24"/>
+        </w:rPr>
+        <w:t>程序销售管理系统。</w:t>
       </w:r>
     </w:p>
     <w:p>
@@ -4628,7 +4787,25 @@
           <w:kern w:val="0"/>
           <w:szCs w:val="24"/>
         </w:rPr>
-        <w:t>本文围绕基于微信小程序的蔬菜水果销售管理系统的设计与实现展开，主要研究内容包括以下几个方面：</w:t>
+        <w:t>本文围绕</w:t>
+      </w:r>
+      <w:proofErr w:type="gramStart"/>
+      <w:r>
+        <w:rPr>
+          <w:color w:val="000000"/>
+          <w:kern w:val="0"/>
+          <w:szCs w:val="24"/>
+        </w:rPr>
+        <w:t>基于微信小</w:t>
+      </w:r>
+      <w:proofErr w:type="gramEnd"/>
+      <w:r>
+        <w:rPr>
+          <w:color w:val="000000"/>
+          <w:kern w:val="0"/>
+          <w:szCs w:val="24"/>
+        </w:rPr>
+        <w:t>程序的蔬菜水果销售管理系统的设计与实现展开，主要研究内容包括以下几个方面：</w:t>
       </w:r>
     </w:p>
     <w:p>
@@ -4772,13 +4949,41 @@
         </w:rPr>
         <w:t xml:space="preserve"> + MySQL + </w:t>
       </w:r>
+      <w:proofErr w:type="gramStart"/>
       <w:r>
         <w:rPr>
           <w:color w:val="000000"/>
           <w:kern w:val="0"/>
           <w:szCs w:val="24"/>
         </w:rPr>
-        <w:t>微信小程序的技术栈，完成用户端和管理端的核心功能开发，实现前后端数据交互，并展示核心功能的实现界面与关键代码。</w:t>
+        <w:t>微信小</w:t>
+      </w:r>
+      <w:proofErr w:type="gramEnd"/>
+      <w:r>
+        <w:rPr>
+          <w:color w:val="000000"/>
+          <w:kern w:val="0"/>
+          <w:szCs w:val="24"/>
+        </w:rPr>
+        <w:t>程序的技术</w:t>
+      </w:r>
+      <w:proofErr w:type="gramStart"/>
+      <w:r>
+        <w:rPr>
+          <w:color w:val="000000"/>
+          <w:kern w:val="0"/>
+          <w:szCs w:val="24"/>
+        </w:rPr>
+        <w:t>栈</w:t>
+      </w:r>
+      <w:proofErr w:type="gramEnd"/>
+      <w:r>
+        <w:rPr>
+          <w:color w:val="000000"/>
+          <w:kern w:val="0"/>
+          <w:szCs w:val="24"/>
+        </w:rPr>
+        <w:t>，完成用户端和管理端的核心功能开发，实现前后端数据交互，并展示核心功能的实现界面与关键代码。</w:t>
       </w:r>
     </w:p>
     <w:p>
@@ -4860,7 +5065,25 @@
           <w:kern w:val="0"/>
           <w:szCs w:val="24"/>
         </w:rPr>
-        <w:t>）论文撰写。按照学院规范完成毕业设计论文，系统记录系统设计、实现与测试全过程。</w:t>
+        <w:t>）论文撰写。按照学院规范完成毕业设计论文，系统记录系统设计、实现与</w:t>
+      </w:r>
+      <w:proofErr w:type="gramStart"/>
+      <w:r>
+        <w:rPr>
+          <w:color w:val="000000"/>
+          <w:kern w:val="0"/>
+          <w:szCs w:val="24"/>
+        </w:rPr>
+        <w:t>测试全</w:t>
+      </w:r>
+      <w:proofErr w:type="gramEnd"/>
+      <w:r>
+        <w:rPr>
+          <w:color w:val="000000"/>
+          <w:kern w:val="0"/>
+          <w:szCs w:val="24"/>
+        </w:rPr>
+        <w:t>过程。</w:t>
       </w:r>
     </w:p>
     <w:p>
@@ -5131,7 +5354,25 @@
           <w:kern w:val="0"/>
           <w:szCs w:val="24"/>
         </w:rPr>
-        <w:t>系统实现。展示用户端和管理端核心功能模块的实现界面及关键代码。</w:t>
+        <w:t>系统实现。展示用户端和管理</w:t>
+      </w:r>
+      <w:proofErr w:type="gramStart"/>
+      <w:r>
+        <w:rPr>
+          <w:color w:val="000000"/>
+          <w:kern w:val="0"/>
+          <w:szCs w:val="24"/>
+        </w:rPr>
+        <w:t>端核心</w:t>
+      </w:r>
+      <w:proofErr w:type="gramEnd"/>
+      <w:r>
+        <w:rPr>
+          <w:color w:val="000000"/>
+          <w:kern w:val="0"/>
+          <w:szCs w:val="24"/>
+        </w:rPr>
+        <w:t>功能模块的实现界面及关键代码。</w:t>
       </w:r>
     </w:p>
     <w:p>
@@ -5308,8 +5549,21 @@
         <w:ind w:firstLine="480"/>
         <w:jc w:val="both"/>
       </w:pPr>
-      <w:r>
-        <w:t>微信小程序是腾讯推出的一种轻量级应用形态，用户无需下载安装即可使用，实现了</w:t>
+      <w:proofErr w:type="gramStart"/>
+      <w:r>
+        <w:t>微信小</w:t>
+      </w:r>
+      <w:proofErr w:type="gramEnd"/>
+      <w:r>
+        <w:t>程序</w:t>
+      </w:r>
+      <w:proofErr w:type="gramStart"/>
+      <w:r>
+        <w:t>是腾讯推出</w:t>
+      </w:r>
+      <w:proofErr w:type="gramEnd"/>
+      <w:r>
+        <w:t>的一种轻量级应用形态，用户无需下载安装即可使用，实现了</w:t>
       </w:r>
       <w:r>
         <w:t>“</w:t>
@@ -5321,13 +5575,45 @@
         <w:t>”</w:t>
       </w:r>
       <w:r>
-        <w:t>的理念。微信小程序采用自研的</w:t>
+        <w:t>的理念。</w:t>
+      </w:r>
+      <w:proofErr w:type="gramStart"/>
+      <w:r>
+        <w:t>微信小</w:t>
+      </w:r>
+      <w:proofErr w:type="gramEnd"/>
+      <w:r>
+        <w:t>程序采用自</w:t>
+      </w:r>
+      <w:proofErr w:type="gramStart"/>
+      <w:r>
+        <w:t>研</w:t>
+      </w:r>
+      <w:proofErr w:type="gramEnd"/>
+      <w:r>
+        <w:t>的</w:t>
       </w:r>
       <w:r>
         <w:t>MINA</w:t>
       </w:r>
       <w:r>
-        <w:t>框架，该框架采用双线程模型，由视图层和逻辑层两部分组成，视图层负责页面渲染，逻辑层负责业务逻辑执行，两者之间通过数据绑定和事件系统进行通信。</w:t>
+        <w:t>框架，该框架采用双线程模型，由视图层和逻辑层两部分组成，视图</w:t>
+      </w:r>
+      <w:proofErr w:type="gramStart"/>
+      <w:r>
+        <w:t>层负责</w:t>
+      </w:r>
+      <w:proofErr w:type="gramEnd"/>
+      <w:r>
+        <w:t>页面渲染，逻辑</w:t>
+      </w:r>
+      <w:proofErr w:type="gramStart"/>
+      <w:r>
+        <w:t>层负责</w:t>
+      </w:r>
+      <w:proofErr w:type="gramEnd"/>
+      <w:r>
+        <w:t>业务逻辑执行，两者之间通过数据绑定和事件系统进行通信。</w:t>
       </w:r>
     </w:p>
     <w:p>
@@ -5386,7 +5672,31 @@
       </w:r>
       <w:proofErr w:type="spellEnd"/>
       <w:r>
-        <w:t>）等，开发者可直接调用实现复杂功能。微信官方还提供了微信开发者工具，集成了编码调试、真机预览、上传发布等一站式功能。</w:t>
+        <w:t>）等，开发者可直接调用实现复杂功能。</w:t>
+      </w:r>
+      <w:proofErr w:type="gramStart"/>
+      <w:r>
+        <w:t>微信官方</w:t>
+      </w:r>
+      <w:proofErr w:type="gramEnd"/>
+      <w:r>
+        <w:t>还提供了</w:t>
+      </w:r>
+      <w:proofErr w:type="gramStart"/>
+      <w:r>
+        <w:t>微信开发</w:t>
+      </w:r>
+      <w:proofErr w:type="gramEnd"/>
+      <w:r>
+        <w:t>者工具，集成了编码调试、真机预览、上</w:t>
+      </w:r>
+      <w:proofErr w:type="gramStart"/>
+      <w:r>
+        <w:t>传发布</w:t>
+      </w:r>
+      <w:proofErr w:type="gramEnd"/>
+      <w:r>
+        <w:t>等一站式功能。</w:t>
       </w:r>
     </w:p>
     <w:p>
@@ -5809,7 +6119,29 @@
           <w:szCs w:val="24"/>
           <w:shd w:val="clear" w:color="auto" w:fill="FFFFFF"/>
         </w:rPr>
-        <w:t>框架内集成了很多第三方库以及框架，可以更方便地进行集成开发。</w:t>
+        <w:t>框架内集成了很多</w:t>
+      </w:r>
+      <w:proofErr w:type="gramStart"/>
+      <w:r>
+        <w:rPr>
+          <w:rFonts w:hint="eastAsia"/>
+          <w:color w:val="222222"/>
+          <w:kern w:val="0"/>
+          <w:szCs w:val="24"/>
+          <w:shd w:val="clear" w:color="auto" w:fill="FFFFFF"/>
+        </w:rPr>
+        <w:t>第三方库以及</w:t>
+      </w:r>
+      <w:proofErr w:type="gramEnd"/>
+      <w:r>
+        <w:rPr>
+          <w:rFonts w:hint="eastAsia"/>
+          <w:color w:val="222222"/>
+          <w:kern w:val="0"/>
+          <w:szCs w:val="24"/>
+          <w:shd w:val="clear" w:color="auto" w:fill="FFFFFF"/>
+        </w:rPr>
+        <w:t>框架，可以更方便地进行集成开发。</w:t>
       </w:r>
     </w:p>
     <w:p>
@@ -6256,7 +6588,29 @@
           <w:szCs w:val="24"/>
           <w:shd w:val="clear" w:color="auto" w:fill="FFFFFF"/>
         </w:rPr>
-        <w:t>框架还支持分页查</w:t>
+        <w:t>框架还</w:t>
+      </w:r>
+      <w:proofErr w:type="gramStart"/>
+      <w:r>
+        <w:rPr>
+          <w:rFonts w:hint="eastAsia"/>
+          <w:color w:val="222222"/>
+          <w:kern w:val="0"/>
+          <w:szCs w:val="24"/>
+          <w:shd w:val="clear" w:color="auto" w:fill="FFFFFF"/>
+        </w:rPr>
+        <w:t>支持分</w:t>
+      </w:r>
+      <w:proofErr w:type="gramEnd"/>
+      <w:r>
+        <w:rPr>
+          <w:rFonts w:hint="eastAsia"/>
+          <w:color w:val="222222"/>
+          <w:kern w:val="0"/>
+          <w:szCs w:val="24"/>
+          <w:shd w:val="clear" w:color="auto" w:fill="FFFFFF"/>
+        </w:rPr>
+        <w:t>页查</w:t>
       </w:r>
       <w:r>
         <w:rPr>
@@ -6565,7 +6919,27 @@
           <w:szCs w:val="24"/>
           <w:shd w:val="clear" w:color="auto" w:fill="FFFFFF"/>
         </w:rPr>
-        <w:t>本系统采用前后端分离架构，前端（微信小程序）与后端（</w:t>
+        <w:t>本系统采用前后端分离架构，前端（</w:t>
+      </w:r>
+      <w:proofErr w:type="gramStart"/>
+      <w:r>
+        <w:rPr>
+          <w:color w:val="222222"/>
+          <w:kern w:val="0"/>
+          <w:szCs w:val="24"/>
+          <w:shd w:val="clear" w:color="auto" w:fill="FFFFFF"/>
+        </w:rPr>
+        <w:t>微信小</w:t>
+      </w:r>
+      <w:proofErr w:type="gramEnd"/>
+      <w:r>
+        <w:rPr>
+          <w:color w:val="222222"/>
+          <w:kern w:val="0"/>
+          <w:szCs w:val="24"/>
+          <w:shd w:val="clear" w:color="auto" w:fill="FFFFFF"/>
+        </w:rPr>
+        <w:t>程序）与后端（</w:t>
       </w:r>
       <w:proofErr w:type="spellStart"/>
       <w:r>
@@ -6603,7 +6977,27 @@
           <w:szCs w:val="24"/>
           <w:shd w:val="clear" w:color="auto" w:fill="FFFFFF"/>
         </w:rPr>
-        <w:t>协议进行通信。微信小程序端通过</w:t>
+        <w:t>协议进行通信。</w:t>
+      </w:r>
+      <w:proofErr w:type="gramStart"/>
+      <w:r>
+        <w:rPr>
+          <w:color w:val="222222"/>
+          <w:kern w:val="0"/>
+          <w:szCs w:val="24"/>
+          <w:shd w:val="clear" w:color="auto" w:fill="FFFFFF"/>
+        </w:rPr>
+        <w:t>微信小</w:t>
+      </w:r>
+      <w:proofErr w:type="gramEnd"/>
+      <w:r>
+        <w:rPr>
+          <w:color w:val="222222"/>
+          <w:kern w:val="0"/>
+          <w:szCs w:val="24"/>
+          <w:shd w:val="clear" w:color="auto" w:fill="FFFFFF"/>
+        </w:rPr>
+        <w:t>程序端通过</w:t>
       </w:r>
       <w:proofErr w:type="spellStart"/>
       <w:r>
@@ -6717,7 +7111,27 @@
           <w:szCs w:val="24"/>
           <w:shd w:val="clear" w:color="auto" w:fill="FFFFFF"/>
         </w:rPr>
-        <w:t>将系统功能抽象为资源的增删改查操作，每个</w:t>
+        <w:t>将系统功能抽象为资源的</w:t>
+      </w:r>
+      <w:proofErr w:type="gramStart"/>
+      <w:r>
+        <w:rPr>
+          <w:color w:val="222222"/>
+          <w:kern w:val="0"/>
+          <w:szCs w:val="24"/>
+          <w:shd w:val="clear" w:color="auto" w:fill="FFFFFF"/>
+        </w:rPr>
+        <w:t>增删改查操作</w:t>
+      </w:r>
+      <w:proofErr w:type="gramEnd"/>
+      <w:r>
+        <w:rPr>
+          <w:color w:val="222222"/>
+          <w:kern w:val="0"/>
+          <w:szCs w:val="24"/>
+          <w:shd w:val="clear" w:color="auto" w:fill="FFFFFF"/>
+        </w:rPr>
+        <w:t>，每个</w:t>
       </w:r>
       <w:r>
         <w:rPr>
@@ -6914,14 +7328,25 @@
         </w:rPr>
         <w:t>Jackson</w:t>
       </w:r>
-      <w:r>
-        <w:rPr>
-          <w:color w:val="222222"/>
-          <w:kern w:val="0"/>
-          <w:szCs w:val="24"/>
-          <w:shd w:val="clear" w:color="auto" w:fill="FFFFFF"/>
-        </w:rPr>
-        <w:t>库可自动完成</w:t>
+      <w:proofErr w:type="gramStart"/>
+      <w:r>
+        <w:rPr>
+          <w:color w:val="222222"/>
+          <w:kern w:val="0"/>
+          <w:szCs w:val="24"/>
+          <w:shd w:val="clear" w:color="auto" w:fill="FFFFFF"/>
+        </w:rPr>
+        <w:t>库可自动</w:t>
+      </w:r>
+      <w:proofErr w:type="gramEnd"/>
+      <w:r>
+        <w:rPr>
+          <w:color w:val="222222"/>
+          <w:kern w:val="0"/>
+          <w:szCs w:val="24"/>
+          <w:shd w:val="clear" w:color="auto" w:fill="FFFFFF"/>
+        </w:rPr>
+        <w:t>完成</w:t>
       </w:r>
       <w:r>
         <w:rPr>
@@ -7091,7 +7516,27 @@
           <w:szCs w:val="24"/>
           <w:shd w:val="clear" w:color="auto" w:fill="FFFFFF"/>
         </w:rPr>
-        <w:t>存储在微信小程序的本地缓存中，并在后续请求的</w:t>
+        <w:t>存储</w:t>
+      </w:r>
+      <w:proofErr w:type="gramStart"/>
+      <w:r>
+        <w:rPr>
+          <w:color w:val="222222"/>
+          <w:kern w:val="0"/>
+          <w:szCs w:val="24"/>
+          <w:shd w:val="clear" w:color="auto" w:fill="FFFFFF"/>
+        </w:rPr>
+        <w:t>在微信小</w:t>
+      </w:r>
+      <w:proofErr w:type="gramEnd"/>
+      <w:r>
+        <w:rPr>
+          <w:color w:val="222222"/>
+          <w:kern w:val="0"/>
+          <w:szCs w:val="24"/>
+          <w:shd w:val="clear" w:color="auto" w:fill="FFFFFF"/>
+        </w:rPr>
+        <w:t>程序的本地缓存中，并在后续请求的</w:t>
       </w:r>
       <w:r>
         <w:rPr>
@@ -7555,9 +8000,6 @@
       <w:pPr>
         <w:ind w:firstLine="480"/>
         <w:jc w:val="both"/>
-        <w:rPr>
-          <w:rFonts w:hint="eastAsia"/>
-        </w:rPr>
       </w:pPr>
       <w:r>
         <w:rPr>
@@ -7620,9 +8062,6 @@
       <w:pPr>
         <w:ind w:firstLine="480"/>
         <w:jc w:val="both"/>
-        <w:rPr>
-          <w:rFonts w:hint="eastAsia"/>
-        </w:rPr>
       </w:pPr>
       <w:r>
         <w:rPr>
@@ -7677,9 +8116,6 @@
       <w:pPr>
         <w:ind w:firstLine="480"/>
         <w:jc w:val="both"/>
-        <w:rPr>
-          <w:rFonts w:hint="eastAsia"/>
-        </w:rPr>
       </w:pPr>
       <w:r>
         <w:rPr>
@@ -7724,9 +8160,6 @@
       <w:pPr>
         <w:ind w:firstLine="480"/>
         <w:jc w:val="both"/>
-        <w:rPr>
-          <w:rFonts w:hint="eastAsia"/>
-        </w:rPr>
       </w:pPr>
       <w:r>
         <w:rPr>
@@ -7821,9 +8254,6 @@
       <w:pPr>
         <w:ind w:firstLine="480"/>
         <w:jc w:val="both"/>
-        <w:rPr>
-          <w:rFonts w:hint="eastAsia"/>
-        </w:rPr>
       </w:pPr>
       <w:r>
         <w:rPr>
@@ -7876,7 +8306,6 @@
         <w:jc w:val="both"/>
         <w:outlineLvl w:val="2"/>
         <w:rPr>
-          <w:rFonts w:hint="eastAsia"/>
           <w:szCs w:val="24"/>
         </w:rPr>
       </w:pPr>
@@ -8167,7 +8596,6 @@
         <w:ind w:firstLine="480"/>
         <w:jc w:val="both"/>
         <w:rPr>
-          <w:rFonts w:hint="eastAsia"/>
           <w:color w:val="222222"/>
           <w:kern w:val="0"/>
           <w:szCs w:val="24"/>
@@ -8190,7 +8618,6 @@
         <w:jc w:val="both"/>
         <w:outlineLvl w:val="2"/>
         <w:rPr>
-          <w:rFonts w:hint="eastAsia"/>
           <w:szCs w:val="24"/>
         </w:rPr>
       </w:pPr>
@@ -8350,7 +8777,7 @@
         <w:ind w:firstLineChars="0" w:firstLine="0"/>
         <w:outlineLvl w:val="2"/>
         <w:rPr>
-          <w:rFonts w:eastAsia="黑体" w:hint="eastAsia"/>
+          <w:rFonts w:eastAsia="黑体"/>
           <w:szCs w:val="24"/>
           <w:shd w:val="clear" w:color="auto" w:fill="FFFFFF"/>
         </w:rPr>
@@ -8469,9 +8896,6 @@
       <w:pPr>
         <w:ind w:firstLine="480"/>
         <w:jc w:val="both"/>
-        <w:rPr>
-          <w:rFonts w:hint="eastAsia"/>
-        </w:rPr>
       </w:pPr>
       <w:r>
         <w:lastRenderedPageBreak/>
@@ -8560,9 +8984,6 @@
       <w:pPr>
         <w:ind w:firstLine="480"/>
         <w:jc w:val="both"/>
-        <w:rPr>
-          <w:rFonts w:hint="eastAsia"/>
-        </w:rPr>
       </w:pPr>
       <w:r>
         <w:rPr>
@@ -8974,17 +9395,17 @@
       <w:pPr>
         <w:pStyle w:val="a9"/>
         <w:ind w:left="0" w:firstLineChars="0" w:firstLine="0"/>
-        <w:jc w:val="both"/>
+        <w:jc w:val="center"/>
       </w:pPr>
       <w:r>
         <w:rPr>
           <w:noProof/>
         </w:rPr>
         <w:drawing>
-          <wp:inline distT="0" distB="0" distL="0" distR="0" wp14:anchorId="5F24B07D" wp14:editId="7B14F0DE">
-            <wp:extent cx="6192520" cy="4968875"/>
-            <wp:effectExtent l="0" t="0" r="0" b="3175"/>
-            <wp:docPr id="165286588" name="图片 1"/>
+          <wp:inline distT="0" distB="0" distL="0" distR="0" wp14:anchorId="377573B5" wp14:editId="20A1A63E">
+            <wp:extent cx="6019051" cy="6664037"/>
+            <wp:effectExtent l="0" t="0" r="1270" b="3810"/>
+            <wp:docPr id="686215091" name="图片 1"/>
             <wp:cNvGraphicFramePr>
               <a:graphicFrameLocks xmlns:a="http://schemas.openxmlformats.org/drawingml/2006/main" noChangeAspect="1"/>
             </wp:cNvGraphicFramePr>
@@ -8992,7 +9413,7 @@
               <a:graphicData uri="http://schemas.openxmlformats.org/drawingml/2006/picture">
                 <pic:pic xmlns:pic="http://schemas.openxmlformats.org/drawingml/2006/picture">
                   <pic:nvPicPr>
-                    <pic:cNvPr id="165286588" name=""/>
+                    <pic:cNvPr id="686215091" name=""/>
                     <pic:cNvPicPr/>
                   </pic:nvPicPr>
                   <pic:blipFill>
@@ -9004,7 +9425,7 @@
                   <pic:spPr>
                     <a:xfrm>
                       <a:off x="0" y="0"/>
-                      <a:ext cx="6192520" cy="4968875"/>
+                      <a:ext cx="6022291" cy="6667625"/>
                     </a:xfrm>
                     <a:prstGeom prst="rect">
                       <a:avLst/>
@@ -9074,6 +9495,7 @@
           <w:szCs w:val="24"/>
           <w:shd w:val="clear" w:color="auto" w:fill="FFFFFF"/>
         </w:rPr>
+        <w:lastRenderedPageBreak/>
         <w:t xml:space="preserve"> </w:t>
       </w:r>
       <w:r>
@@ -9099,9 +9521,6 @@
       <w:pPr>
         <w:ind w:firstLine="480"/>
         <w:jc w:val="both"/>
-        <w:rPr>
-          <w:rFonts w:hint="eastAsia"/>
-        </w:rPr>
       </w:pPr>
       <w:r>
         <w:rPr>
@@ -9133,9 +9552,6 @@
         </w:numPr>
         <w:ind w:left="0" w:firstLine="482"/>
         <w:jc w:val="both"/>
-        <w:rPr>
-          <w:rFonts w:hint="eastAsia"/>
-        </w:rPr>
       </w:pPr>
       <w:r>
         <w:rPr>
@@ -9143,15 +9559,7 @@
           <w:b/>
           <w:bCs/>
         </w:rPr>
-        <w:t>管理员登录</w:t>
-      </w:r>
-      <w:r>
-        <w:rPr>
-          <w:rFonts w:hint="eastAsia"/>
-          <w:b/>
-          <w:bCs/>
-        </w:rPr>
-        <w:t>：</w:t>
+        <w:t>管理员登录：</w:t>
       </w:r>
       <w:r>
         <w:rPr>
@@ -9169,9 +9577,6 @@
         </w:numPr>
         <w:ind w:left="0" w:firstLine="482"/>
         <w:jc w:val="both"/>
-        <w:rPr>
-          <w:rFonts w:hint="eastAsia"/>
-        </w:rPr>
       </w:pPr>
       <w:r>
         <w:rPr>
@@ -9179,15 +9584,7 @@
           <w:b/>
           <w:bCs/>
         </w:rPr>
-        <w:t>商品管理</w:t>
-      </w:r>
-      <w:r>
-        <w:rPr>
-          <w:rFonts w:hint="eastAsia"/>
-          <w:b/>
-          <w:bCs/>
-        </w:rPr>
-        <w:t>：</w:t>
+        <w:t>商品管理：</w:t>
       </w:r>
       <w:r>
         <w:rPr>
@@ -9207,14 +9604,7 @@
         <w:rPr>
           <w:rFonts w:hint="eastAsia"/>
         </w:rPr>
-        <w:t>基础的功能之一。管理人员应能够新增、编辑、上下架</w:t>
-      </w:r>
-      <w:r>
-        <w:rPr>
-          <w:rFonts w:hint="eastAsia"/>
-        </w:rPr>
-        <w:lastRenderedPageBreak/>
-        <w:t>商品，并维护商品名称、分类、价格、库存、规格、主图等信息。对于多规格商品，系统还应支持规格信息维护，以适应不同包装、重量等销售场景。</w:t>
+        <w:t>基础的功能之一。管理人员应能够新增、编辑、上下架商品，并维护商品名称、分类、价格、库存、规格、主图等信息。对于多规格商品，系统还应支持规格信息维护，以适应不同包装、重量等销售场景。</w:t>
       </w:r>
     </w:p>
     <w:p>
@@ -9226,9 +9616,6 @@
         </w:numPr>
         <w:ind w:left="0" w:firstLine="482"/>
         <w:jc w:val="both"/>
-        <w:rPr>
-          <w:rFonts w:hint="eastAsia"/>
-        </w:rPr>
       </w:pPr>
       <w:r>
         <w:rPr>
@@ -9236,15 +9623,7 @@
           <w:b/>
           <w:bCs/>
         </w:rPr>
-        <w:t>分类管理</w:t>
-      </w:r>
-      <w:r>
-        <w:rPr>
-          <w:rFonts w:hint="eastAsia"/>
-          <w:b/>
-          <w:bCs/>
-        </w:rPr>
-        <w:t>：</w:t>
+        <w:t>分类管理：</w:t>
       </w:r>
       <w:r>
         <w:rPr>
@@ -9262,9 +9641,6 @@
         </w:numPr>
         <w:ind w:left="0" w:firstLine="482"/>
         <w:jc w:val="both"/>
-        <w:rPr>
-          <w:rFonts w:hint="eastAsia"/>
-        </w:rPr>
       </w:pPr>
       <w:r>
         <w:rPr>
@@ -9272,15 +9648,7 @@
           <w:b/>
           <w:bCs/>
         </w:rPr>
-        <w:t>订单管理</w:t>
-      </w:r>
-      <w:r>
-        <w:rPr>
-          <w:rFonts w:hint="eastAsia"/>
-          <w:b/>
-          <w:bCs/>
-        </w:rPr>
-        <w:t>：</w:t>
+        <w:t>订单管理：</w:t>
       </w:r>
       <w:r>
         <w:rPr>
@@ -9298,9 +9666,6 @@
         </w:numPr>
         <w:ind w:left="0" w:firstLine="482"/>
         <w:jc w:val="both"/>
-        <w:rPr>
-          <w:rFonts w:hint="eastAsia"/>
-        </w:rPr>
       </w:pPr>
       <w:r>
         <w:rPr>
@@ -9308,21 +9673,13 @@
           <w:b/>
           <w:bCs/>
         </w:rPr>
-        <w:t>优惠券管理</w:t>
-      </w:r>
-      <w:r>
-        <w:rPr>
-          <w:rFonts w:hint="eastAsia"/>
-          <w:b/>
-          <w:bCs/>
-        </w:rPr>
-        <w:t>：</w:t>
-      </w:r>
-      <w:r>
-        <w:rPr>
-          <w:rFonts w:hint="eastAsia"/>
-        </w:rPr>
-        <w:t>后台应支持优惠券配置与维护，包括优惠额度、使用门槛、有效期、启用状态等内容。该模块用于支撑前台促销活动和用户优惠使用逻辑。</w:t>
+        <w:t>店铺信息管理：</w:t>
+      </w:r>
+      <w:r>
+        <w:rPr>
+          <w:rFonts w:hint="eastAsia"/>
+        </w:rPr>
+        <w:t>管理员可查看和维护店铺名称、联系人、联系电话、店铺地址等基础资料，用于支撑前台展示和后台运营维护。</w:t>
       </w:r>
     </w:p>
     <w:p>
@@ -9334,9 +9691,6 @@
         </w:numPr>
         <w:ind w:left="0" w:firstLine="482"/>
         <w:jc w:val="both"/>
-        <w:rPr>
-          <w:rFonts w:hint="eastAsia"/>
-        </w:rPr>
       </w:pPr>
       <w:r>
         <w:rPr>
@@ -9344,21 +9698,13 @@
           <w:b/>
           <w:bCs/>
         </w:rPr>
-        <w:t>推荐规则管理</w:t>
-      </w:r>
-      <w:r>
-        <w:rPr>
-          <w:rFonts w:hint="eastAsia"/>
-          <w:b/>
-          <w:bCs/>
-        </w:rPr>
-        <w:t>：</w:t>
-      </w:r>
-      <w:r>
-        <w:rPr>
-          <w:rFonts w:hint="eastAsia"/>
-        </w:rPr>
-        <w:t>由于系统包含场景化推荐功能，因此后台应能够对部分推荐规则进行管理和调整，例如套餐规则、价格策略或组合相关配置。通过后台配置替代硬编码方式，有利于系统后期维护与扩展。</w:t>
+        <w:t>优惠券管理：</w:t>
+      </w:r>
+      <w:r>
+        <w:rPr>
+          <w:rFonts w:hint="eastAsia"/>
+        </w:rPr>
+        <w:t>后台应支持优惠券配置与维护，包括优惠额度、使用门槛、有效期、启用状态等内容。该模块用于支撑前台促销活动和用户优惠使用逻辑。</w:t>
       </w:r>
     </w:p>
     <w:p>
@@ -9370,9 +9716,6 @@
         </w:numPr>
         <w:ind w:left="0" w:firstLine="482"/>
         <w:jc w:val="both"/>
-        <w:rPr>
-          <w:rFonts w:hint="eastAsia"/>
-        </w:rPr>
       </w:pPr>
       <w:r>
         <w:rPr>
@@ -9380,35 +9723,13 @@
           <w:b/>
           <w:bCs/>
         </w:rPr>
-        <w:t>时令配置管理</w:t>
-      </w:r>
-      <w:r>
-        <w:rPr>
-          <w:rFonts w:hint="eastAsia"/>
-          <w:b/>
-          <w:bCs/>
-        </w:rPr>
-        <w:t>：</w:t>
-      </w:r>
-      <w:r>
-        <w:rPr>
-          <w:rFonts w:hint="eastAsia"/>
-        </w:rPr>
-        <w:t>针对时令商品推荐模块，后台应支持维护季节相关配置、筛选条件或展示策略，以保证时令推荐结果能够根据运营需求动态调整。</w:t>
-      </w:r>
-      <w:proofErr w:type="gramStart"/>
-      <w:r>
-        <w:rPr>
-          <w:rFonts w:hint="eastAsia"/>
-        </w:rPr>
-        <w:t>该需求</w:t>
-      </w:r>
-      <w:proofErr w:type="gramEnd"/>
-      <w:r>
-        <w:rPr>
-          <w:rFonts w:hint="eastAsia"/>
-        </w:rPr>
-        <w:t>与蔬果商品季节性强的特点密切相关。</w:t>
+        <w:t>推荐规则管理：</w:t>
+      </w:r>
+      <w:r>
+        <w:rPr>
+          <w:rFonts w:hint="eastAsia"/>
+        </w:rPr>
+        <w:t>由于系统包含场景化推荐功能，因此后台应能够对部分推荐规则进行管理和调整，例如套餐规则、价格策略或组合相关配置。通过后台配置替代硬编码方式，有利于系统后期维护与扩展。</w:t>
       </w:r>
     </w:p>
     <w:p>
@@ -9420,9 +9741,6 @@
         </w:numPr>
         <w:ind w:left="0" w:firstLine="482"/>
         <w:jc w:val="both"/>
-        <w:rPr>
-          <w:rFonts w:hint="eastAsia"/>
-        </w:rPr>
       </w:pPr>
       <w:r>
         <w:rPr>
@@ -9430,15 +9748,32 @@
           <w:b/>
           <w:bCs/>
         </w:rPr>
-        <w:t>经营数据概览</w:t>
-      </w:r>
+        <w:t>运营配置管理：</w:t>
+      </w:r>
+      <w:r>
+        <w:rPr>
+          <w:rFonts w:hint="eastAsia"/>
+        </w:rPr>
+        <w:t>后台应支持对推荐规则、时令精选配置、套餐优惠参数以及首页展示配置等内容进行统一维护，从而保证前台推荐展示和促销策略具备可调性与可维护性。</w:t>
+      </w:r>
+    </w:p>
+    <w:p>
+      <w:pPr>
+        <w:pStyle w:val="a9"/>
+        <w:numPr>
+          <w:ilvl w:val="0"/>
+          <w:numId w:val="32"/>
+        </w:numPr>
+        <w:ind w:left="0" w:firstLine="482"/>
+        <w:jc w:val="both"/>
+      </w:pPr>
       <w:r>
         <w:rPr>
           <w:rFonts w:hint="eastAsia"/>
           <w:b/>
           <w:bCs/>
         </w:rPr>
-        <w:t>：</w:t>
+        <w:t>经营数据概览：</w:t>
       </w:r>
       <w:r>
         <w:rPr>
@@ -9476,7 +9811,7 @@
     <w:p>
       <w:pPr>
         <w:ind w:firstLineChars="0" w:firstLine="0"/>
-        <w:jc w:val="both"/>
+        <w:jc w:val="center"/>
       </w:pPr>
       <w:r>
         <w:rPr>
@@ -9484,10 +9819,10 @@
         </w:rPr>
         <w:lastRenderedPageBreak/>
         <w:drawing>
-          <wp:inline distT="0" distB="0" distL="0" distR="0" wp14:anchorId="20A34F23" wp14:editId="30A25998">
-            <wp:extent cx="6192520" cy="5622925"/>
-            <wp:effectExtent l="0" t="0" r="0" b="0"/>
-            <wp:docPr id="1520465235" name="图片 1"/>
+          <wp:inline distT="0" distB="0" distL="0" distR="0" wp14:anchorId="16CC1F44" wp14:editId="2FD83232">
+            <wp:extent cx="5591955" cy="7192379"/>
+            <wp:effectExtent l="0" t="0" r="8890" b="8890"/>
+            <wp:docPr id="1188239356" name="图片 1"/>
             <wp:cNvGraphicFramePr>
               <a:graphicFrameLocks xmlns:a="http://schemas.openxmlformats.org/drawingml/2006/main" noChangeAspect="1"/>
             </wp:cNvGraphicFramePr>
@@ -9495,7 +9830,7 @@
               <a:graphicData uri="http://schemas.openxmlformats.org/drawingml/2006/picture">
                 <pic:pic xmlns:pic="http://schemas.openxmlformats.org/drawingml/2006/picture">
                   <pic:nvPicPr>
-                    <pic:cNvPr id="1520465235" name=""/>
+                    <pic:cNvPr id="1188239356" name=""/>
                     <pic:cNvPicPr/>
                   </pic:nvPicPr>
                   <pic:blipFill>
@@ -9507,7 +9842,7 @@
                   <pic:spPr>
                     <a:xfrm>
                       <a:off x="0" y="0"/>
-                      <a:ext cx="6192520" cy="5622925"/>
+                      <a:ext cx="5591955" cy="7192379"/>
                     </a:xfrm>
                     <a:prstGeom prst="rect">
                       <a:avLst/>
@@ -9552,7 +9887,15 @@
           <w:sz w:val="21"/>
           <w:szCs w:val="21"/>
         </w:rPr>
-        <w:t>商户端用例图</w:t>
+        <w:t>管理</w:t>
+      </w:r>
+      <w:r>
+        <w:rPr>
+          <w:rFonts w:hint="eastAsia"/>
+          <w:sz w:val="21"/>
+          <w:szCs w:val="21"/>
+        </w:rPr>
+        <w:t>端用例图</w:t>
       </w:r>
     </w:p>
     <w:p>
@@ -9561,7 +9904,7 @@
         <w:ind w:firstLineChars="0" w:firstLine="0"/>
         <w:outlineLvl w:val="2"/>
         <w:rPr>
-          <w:rFonts w:eastAsia="黑体" w:hint="eastAsia"/>
+          <w:rFonts w:eastAsia="黑体"/>
           <w:szCs w:val="24"/>
           <w:shd w:val="clear" w:color="auto" w:fill="FFFFFF"/>
         </w:rPr>
@@ -9659,7 +10002,11 @@
         <w:t>：</w:t>
       </w:r>
       <w:r>
-        <w:t>系统应具备基本的响应能力，能够在正常使用场景下较快完成页面加载和接口返回。对于商品列表、订单列表等常见查询操作，应尽量控制响应时间，避免因等待时间过长影响用户体验。</w:t>
+        <w:t>系统应具备基本的响应能力，能够在正常使用场景下较快完成页面加载和接口返回。对于商品列表、订单列表等常见查询操作，应尽量控制响应时间，避免因等待时间过长</w:t>
+      </w:r>
+      <w:r>
+        <w:lastRenderedPageBreak/>
+        <w:t>影响用户体验。</w:t>
       </w:r>
     </w:p>
     <w:p>
@@ -9723,11 +10070,7 @@
         <w:t>：</w:t>
       </w:r>
       <w:r>
-        <w:t>系统应具备基本的访问控制与身份认证能力。用户端和管理端都应通过登录</w:t>
-      </w:r>
-      <w:r>
-        <w:lastRenderedPageBreak/>
-        <w:t>状态控制敏感功能访问，后端接口应校验身份信息，防止非法调用。对于关键业务数据，应避免未授权访问和恶意篡改。</w:t>
+        <w:t>系统应具备基本的访问控制与身份认证能力。用户端和管理端都应通过登录状态控制敏感功能访问，后端接口应校验身份信息，防止非法调用。对于关键业务数据，应避免未授权访问和恶意篡改。</w:t>
       </w:r>
     </w:p>
     <w:p>
@@ -9791,7 +10134,6 @@
         <w:ind w:firstLine="482"/>
         <w:jc w:val="both"/>
         <w:rPr>
-          <w:rFonts w:hint="eastAsia"/>
           <w:b/>
           <w:bCs/>
         </w:rPr>
@@ -9821,7 +10163,7 @@
         <w:ind w:firstLineChars="0" w:firstLine="0"/>
         <w:outlineLvl w:val="1"/>
         <w:rPr>
-          <w:rFonts w:eastAsia="黑体" w:hint="eastAsia"/>
+          <w:rFonts w:eastAsia="黑体"/>
           <w:b/>
           <w:sz w:val="28"/>
         </w:rPr>
@@ -9899,9 +10241,6 @@
       <w:pPr>
         <w:ind w:firstLine="480"/>
         <w:jc w:val="both"/>
-        <w:rPr>
-          <w:rFonts w:hint="eastAsia"/>
-        </w:rPr>
       </w:pPr>
     </w:p>
     <w:p>
@@ -9958,6 +10297,7 @@
         </w:rPr>
       </w:pPr>
       <w:bookmarkStart w:id="46" w:name="_Toc227250207"/>
+      <w:bookmarkStart w:id="47" w:name="OLE_LINK1"/>
       <w:r>
         <w:rPr>
           <w:rFonts w:eastAsia="黑体" w:hint="eastAsia"/>
@@ -10000,6 +10340,7 @@
         <w:t>系统总体设计</w:t>
       </w:r>
     </w:p>
+    <w:bookmarkEnd w:id="47"/>
     <w:p>
       <w:pPr>
         <w:spacing w:line="360" w:lineRule="auto"/>
@@ -10034,7 +10375,16 @@
           <w:kern w:val="0"/>
           <w:szCs w:val="24"/>
         </w:rPr>
-        <w:t>系统架构设计</w:t>
+        <w:t>系统设计</w:t>
+      </w:r>
+      <w:r>
+        <w:rPr>
+          <w:rFonts w:hint="eastAsia"/>
+          <w:color w:val="000000"/>
+          <w:kern w:val="0"/>
+          <w:szCs w:val="24"/>
+        </w:rPr>
+        <w:t>目标</w:t>
       </w:r>
     </w:p>
     <w:p>
@@ -10046,20 +10396,103 @@
         <w:rPr>
           <w:rFonts w:hint="eastAsia"/>
         </w:rPr>
-        <w:t>本系统采用前后端分离的分层架构，整体划分为表现层、业务逻辑层、数据访问层和数据存储层四个层次，系统总体架构如图</w:t>
-      </w:r>
-      <w:r>
-        <w:rPr>
-          <w:rFonts w:hint="eastAsia"/>
-        </w:rPr>
-        <w:t>所示：</w:t>
-      </w:r>
-    </w:p>
-    <w:p>
-      <w:pPr>
-        <w:ind w:firstLineChars="0" w:firstLine="0"/>
+        <w:lastRenderedPageBreak/>
+        <w:t>在完成系统需求分析后，需要进一步从整体结构、模块划分和业务流程等方面对系统进行设计。本系统面向蔬菜水果线上销售场景，既要满足</w:t>
+      </w:r>
+      <w:proofErr w:type="gramStart"/>
+      <w:r>
+        <w:rPr>
+          <w:rFonts w:hint="eastAsia"/>
+        </w:rPr>
+        <w:t>基础电</w:t>
+      </w:r>
+      <w:proofErr w:type="gramEnd"/>
+      <w:r>
+        <w:rPr>
+          <w:rFonts w:hint="eastAsia"/>
+        </w:rPr>
+        <w:t>商交易流程，又要结合蔬果商品的季节性、搭配性和高频消费特点，提供更符合实际应用需求的功能支持。因此，本系统在设计过程中主要遵循以下目标：</w:t>
+      </w:r>
+    </w:p>
+    <w:p>
+      <w:pPr>
+        <w:ind w:firstLine="482"/>
         <w:jc w:val="both"/>
       </w:pPr>
+      <w:r>
+        <w:rPr>
+          <w:rFonts w:hint="eastAsia"/>
+          <w:b/>
+          <w:bCs/>
+        </w:rPr>
+        <w:t>满足基础销售管理需求：</w:t>
+      </w:r>
+      <w:r>
+        <w:rPr>
+          <w:rFonts w:hint="eastAsia"/>
+        </w:rPr>
+        <w:t>系统应实现商品展示、分类浏览、购物车管理、订单提交、订单查询、地址管理、优惠券使用等基本功能，构建完整的线上购物闭环。</w:t>
+      </w:r>
+    </w:p>
+    <w:p>
+      <w:pPr>
+        <w:ind w:firstLine="482"/>
+        <w:jc w:val="both"/>
+      </w:pPr>
+      <w:r>
+        <w:rPr>
+          <w:rFonts w:hint="eastAsia"/>
+          <w:b/>
+          <w:bCs/>
+        </w:rPr>
+        <w:t>提升用户选购效率：</w:t>
+      </w:r>
+      <w:r>
+        <w:rPr>
+          <w:rFonts w:hint="eastAsia"/>
+        </w:rPr>
+        <w:t>针对蔬菜水果商品“难以搭配、难以判断是否应季”等问题，系统设计了一人食推荐、蔬果搭配推荐和时令商品推荐等功能，以降低用户决策成本。</w:t>
+      </w:r>
+    </w:p>
+    <w:p>
+      <w:pPr>
+        <w:ind w:firstLine="482"/>
+        <w:jc w:val="both"/>
+      </w:pPr>
+      <w:r>
+        <w:rPr>
+          <w:rFonts w:hint="eastAsia"/>
+          <w:b/>
+          <w:bCs/>
+        </w:rPr>
+        <w:t>支撑后台运营管理：</w:t>
+      </w:r>
+      <w:r>
+        <w:rPr>
+          <w:rFonts w:hint="eastAsia"/>
+        </w:rPr>
+        <w:t>系统应提供商品、分类、订单、优惠券、推荐规则及时令配置等后台管理能力，为业务维护和运营配置提供支撑。</w:t>
+      </w:r>
+    </w:p>
+    <w:p>
+      <w:pPr>
+        <w:ind w:firstLine="482"/>
+        <w:jc w:val="both"/>
+      </w:pPr>
+      <w:r>
+        <w:rPr>
+          <w:rFonts w:hint="eastAsia"/>
+          <w:b/>
+          <w:bCs/>
+        </w:rPr>
+        <w:t>保证系统的可扩展性与可维护性：</w:t>
+      </w:r>
+      <w:r>
+        <w:rPr>
+          <w:rFonts w:hint="eastAsia"/>
+        </w:rPr>
+        <w:t>系统采用前后端分离和分层设计思想，将不同职责模块进行解耦，便于后续扩展功能和维护系统。</w:t>
+      </w:r>
     </w:p>
     <w:p>
       <w:pPr>
@@ -10095,7 +10528,16 @@
           <w:kern w:val="0"/>
           <w:szCs w:val="24"/>
         </w:rPr>
-        <w:t>系统功能模块</w:t>
+        <w:t>系统</w:t>
+      </w:r>
+      <w:r>
+        <w:rPr>
+          <w:rFonts w:hint="eastAsia"/>
+          <w:color w:val="000000"/>
+          <w:kern w:val="0"/>
+          <w:szCs w:val="24"/>
+        </w:rPr>
+        <w:t>总体架构</w:t>
       </w:r>
       <w:r>
         <w:rPr>
@@ -10112,6 +10554,665 @@
         <w:ind w:firstLine="480"/>
         <w:jc w:val="both"/>
       </w:pPr>
+      <w:r>
+        <w:rPr>
+          <w:rFonts w:hint="eastAsia"/>
+        </w:rPr>
+        <w:t>本系统采用前后端分离架构，整体由用户端、管理端、后端服务层和数据库层四部分组成。系统总体架构如图</w:t>
+      </w:r>
+      <w:r>
+        <w:rPr>
+          <w:rFonts w:hint="eastAsia"/>
+        </w:rPr>
+        <w:t>4-1</w:t>
+      </w:r>
+      <w:r>
+        <w:rPr>
+          <w:rFonts w:hint="eastAsia"/>
+        </w:rPr>
+        <w:t>所示：</w:t>
+      </w:r>
+    </w:p>
+    <w:p>
+      <w:pPr>
+        <w:ind w:firstLineChars="0" w:firstLine="0"/>
+        <w:jc w:val="center"/>
+        <w:rPr>
+          <w:rFonts w:eastAsia="黑体"/>
+          <w:szCs w:val="24"/>
+          <w:shd w:val="clear" w:color="auto" w:fill="FFFFFF"/>
+        </w:rPr>
+      </w:pPr>
+      <w:r>
+        <w:rPr>
+          <w:rFonts w:eastAsia="黑体"/>
+          <w:szCs w:val="24"/>
+          <w:shd w:val="clear" w:color="auto" w:fill="FFFFFF"/>
+        </w:rPr>
+        <w:lastRenderedPageBreak/>
+        <w:drawing>
+          <wp:inline distT="0" distB="0" distL="0" distR="0" wp14:anchorId="3A7451CF" wp14:editId="1B733E8E">
+            <wp:extent cx="6192520" cy="6869430"/>
+            <wp:effectExtent l="0" t="0" r="0" b="7620"/>
+            <wp:docPr id="444631322" name="图片 1"/>
+            <wp:cNvGraphicFramePr>
+              <a:graphicFrameLocks xmlns:a="http://schemas.openxmlformats.org/drawingml/2006/main" noChangeAspect="1"/>
+            </wp:cNvGraphicFramePr>
+            <a:graphic xmlns:a="http://schemas.openxmlformats.org/drawingml/2006/main">
+              <a:graphicData uri="http://schemas.openxmlformats.org/drawingml/2006/picture">
+                <pic:pic xmlns:pic="http://schemas.openxmlformats.org/drawingml/2006/picture">
+                  <pic:nvPicPr>
+                    <pic:cNvPr id="444631322" name=""/>
+                    <pic:cNvPicPr/>
+                  </pic:nvPicPr>
+                  <pic:blipFill>
+                    <a:blip r:embed="rId21"/>
+                    <a:stretch>
+                      <a:fillRect/>
+                    </a:stretch>
+                  </pic:blipFill>
+                  <pic:spPr>
+                    <a:xfrm>
+                      <a:off x="0" y="0"/>
+                      <a:ext cx="6192520" cy="6869430"/>
+                    </a:xfrm>
+                    <a:prstGeom prst="rect">
+                      <a:avLst/>
+                    </a:prstGeom>
+                  </pic:spPr>
+                </pic:pic>
+              </a:graphicData>
+            </a:graphic>
+          </wp:inline>
+        </w:drawing>
+      </w:r>
+    </w:p>
+    <w:p>
+      <w:pPr>
+        <w:ind w:firstLineChars="0" w:firstLine="0"/>
+        <w:jc w:val="center"/>
+        <w:rPr>
+          <w:rFonts w:ascii="宋体" w:hAnsi="宋体" w:hint="eastAsia"/>
+          <w:sz w:val="21"/>
+          <w:szCs w:val="21"/>
+          <w:shd w:val="clear" w:color="auto" w:fill="FFFFFF"/>
+        </w:rPr>
+      </w:pPr>
+      <w:r>
+        <w:rPr>
+          <w:rFonts w:ascii="宋体" w:hAnsi="宋体" w:hint="eastAsia"/>
+          <w:sz w:val="21"/>
+          <w:szCs w:val="21"/>
+          <w:shd w:val="clear" w:color="auto" w:fill="FFFFFF"/>
+        </w:rPr>
+        <w:t>图 系统总体架构图</w:t>
+      </w:r>
+    </w:p>
+    <w:p>
+      <w:pPr>
+        <w:ind w:firstLine="482"/>
+        <w:jc w:val="both"/>
+      </w:pPr>
+      <w:r>
+        <w:rPr>
+          <w:rFonts w:hint="eastAsia"/>
+          <w:b/>
+          <w:bCs/>
+        </w:rPr>
+        <w:t>用户端：</w:t>
+      </w:r>
+      <w:r>
+        <w:rPr>
+          <w:rFonts w:hint="eastAsia"/>
+        </w:rPr>
+        <w:t>用户端</w:t>
+      </w:r>
+      <w:proofErr w:type="gramStart"/>
+      <w:r>
+        <w:rPr>
+          <w:rFonts w:hint="eastAsia"/>
+        </w:rPr>
+        <w:t>基于微信小</w:t>
+      </w:r>
+      <w:proofErr w:type="gramEnd"/>
+      <w:r>
+        <w:rPr>
+          <w:rFonts w:hint="eastAsia"/>
+        </w:rPr>
+        <w:t>程序实现，面向普通消费者，主要负责商品展示、分类浏览、购物车管理、订单提交、个人中心、推荐结果展示等交互功能。用户</w:t>
+      </w:r>
+      <w:proofErr w:type="gramStart"/>
+      <w:r>
+        <w:rPr>
+          <w:rFonts w:hint="eastAsia"/>
+        </w:rPr>
+        <w:t>端强调轻</w:t>
+      </w:r>
+      <w:proofErr w:type="gramEnd"/>
+      <w:r>
+        <w:rPr>
+          <w:rFonts w:hint="eastAsia"/>
+        </w:rPr>
+        <w:t>量化和便捷性，适合移动端高频使用场景。</w:t>
+      </w:r>
+    </w:p>
+    <w:p>
+      <w:pPr>
+        <w:ind w:firstLine="482"/>
+        <w:jc w:val="both"/>
+      </w:pPr>
+      <w:r>
+        <w:rPr>
+          <w:rFonts w:hint="eastAsia"/>
+          <w:b/>
+          <w:bCs/>
+        </w:rPr>
+        <w:t>管理端：</w:t>
+      </w:r>
+      <w:r>
+        <w:rPr>
+          <w:rFonts w:hint="eastAsia"/>
+        </w:rPr>
+        <w:t>管理端基于</w:t>
+      </w:r>
+      <w:r>
+        <w:rPr>
+          <w:rFonts w:hint="eastAsia"/>
+        </w:rPr>
+        <w:t>Web</w:t>
+      </w:r>
+      <w:r>
+        <w:rPr>
+          <w:rFonts w:hint="eastAsia"/>
+        </w:rPr>
+        <w:t>页面实现，主要面向系统管理人员，用于维护商品信息、分类信息、订单数据、优惠券、推荐规则、时令配置和经营统计信息。管理端侧重信息录入、业务控制与运营配置。</w:t>
+      </w:r>
+    </w:p>
+    <w:p>
+      <w:pPr>
+        <w:ind w:firstLine="482"/>
+        <w:jc w:val="both"/>
+      </w:pPr>
+      <w:r>
+        <w:rPr>
+          <w:rFonts w:hint="eastAsia"/>
+          <w:b/>
+          <w:bCs/>
+        </w:rPr>
+        <w:lastRenderedPageBreak/>
+        <w:t>后端服务层：</w:t>
+      </w:r>
+      <w:r>
+        <w:rPr>
+          <w:rFonts w:hint="eastAsia"/>
+        </w:rPr>
+        <w:t>后端采用</w:t>
+      </w:r>
+      <w:r>
+        <w:rPr>
+          <w:rFonts w:hint="eastAsia"/>
+        </w:rPr>
+        <w:t>Spring Boot</w:t>
+      </w:r>
+      <w:r>
+        <w:rPr>
+          <w:rFonts w:hint="eastAsia"/>
+        </w:rPr>
+        <w:t>构建，负责处理前端请求、执行业务逻辑、完成身份认证、调用数据访问层、封装统一响应结果等。系统中的商品管理、订单处理、推荐生成、时令筛选、后台运营数据统计等核心能力均由后端实现。</w:t>
+      </w:r>
+    </w:p>
+    <w:p>
+      <w:pPr>
+        <w:ind w:firstLine="482"/>
+        <w:jc w:val="both"/>
+      </w:pPr>
+      <w:r>
+        <w:rPr>
+          <w:rFonts w:hint="eastAsia"/>
+          <w:b/>
+          <w:bCs/>
+        </w:rPr>
+        <w:t>数据库层：</w:t>
+      </w:r>
+      <w:r>
+        <w:rPr>
+          <w:rFonts w:hint="eastAsia"/>
+        </w:rPr>
+        <w:t>数据库采用</w:t>
+      </w:r>
+      <w:r>
+        <w:rPr>
+          <w:rFonts w:hint="eastAsia"/>
+        </w:rPr>
+        <w:t>MySQL</w:t>
+      </w:r>
+      <w:r>
+        <w:rPr>
+          <w:rFonts w:hint="eastAsia"/>
+        </w:rPr>
+        <w:t>，用于存储用户、商品、订单、分类、购物车、优惠券、标签、推荐规则、时令配置等结构化业务数据。数据库层为整个系统提供稳定的数据支撑。</w:t>
+      </w:r>
+    </w:p>
+    <w:p>
+      <w:pPr>
+        <w:ind w:firstLine="480"/>
+        <w:jc w:val="both"/>
+      </w:pPr>
+      <w:r>
+        <w:rPr>
+          <w:rFonts w:hint="eastAsia"/>
+        </w:rPr>
+        <w:t>从系统运行流程来看，用户端或管理</w:t>
+      </w:r>
+      <w:proofErr w:type="gramStart"/>
+      <w:r>
+        <w:rPr>
+          <w:rFonts w:hint="eastAsia"/>
+        </w:rPr>
+        <w:t>端首先</w:t>
+      </w:r>
+      <w:proofErr w:type="gramEnd"/>
+      <w:r>
+        <w:rPr>
+          <w:rFonts w:hint="eastAsia"/>
+        </w:rPr>
+        <w:t>向后端发送</w:t>
+      </w:r>
+      <w:r>
+        <w:rPr>
+          <w:rFonts w:hint="eastAsia"/>
+        </w:rPr>
+        <w:t>HTTP</w:t>
+      </w:r>
+      <w:r>
+        <w:rPr>
+          <w:rFonts w:hint="eastAsia"/>
+        </w:rPr>
+        <w:t>请求，后端完成参数处理、权限校验和业务逻辑计算后，再访问数据库读写数据，最后将结果以统一</w:t>
+      </w:r>
+      <w:r>
+        <w:rPr>
+          <w:rFonts w:hint="eastAsia"/>
+        </w:rPr>
+        <w:t>JSON</w:t>
+      </w:r>
+      <w:r>
+        <w:rPr>
+          <w:rFonts w:hint="eastAsia"/>
+        </w:rPr>
+        <w:t>格式返回前端展示。该架构具有职责清晰、模块独立、易于扩展的特点，适合本系统的开发需求。</w:t>
+      </w:r>
+    </w:p>
+    <w:p>
+      <w:pPr>
+        <w:ind w:firstLineChars="0" w:firstLine="0"/>
+        <w:outlineLvl w:val="2"/>
+        <w:rPr>
+          <w:rFonts w:eastAsia="黑体"/>
+          <w:szCs w:val="24"/>
+          <w:shd w:val="clear" w:color="auto" w:fill="FFFFFF"/>
+        </w:rPr>
+      </w:pPr>
+      <w:r>
+        <w:rPr>
+          <w:rFonts w:eastAsia="黑体" w:hint="eastAsia"/>
+          <w:szCs w:val="24"/>
+          <w:shd w:val="clear" w:color="auto" w:fill="FFFFFF"/>
+        </w:rPr>
+        <w:t>4.1.3</w:t>
+      </w:r>
+      <w:r>
+        <w:rPr>
+          <w:rFonts w:eastAsia="黑体"/>
+          <w:szCs w:val="24"/>
+          <w:shd w:val="clear" w:color="auto" w:fill="FFFFFF"/>
+        </w:rPr>
+        <w:t xml:space="preserve">  </w:t>
+      </w:r>
+      <w:r>
+        <w:rPr>
+          <w:rFonts w:hint="eastAsia"/>
+          <w:color w:val="000000"/>
+          <w:kern w:val="0"/>
+          <w:szCs w:val="24"/>
+        </w:rPr>
+        <w:t>系统</w:t>
+      </w:r>
+      <w:r>
+        <w:rPr>
+          <w:rFonts w:hint="eastAsia"/>
+          <w:color w:val="000000"/>
+          <w:kern w:val="0"/>
+          <w:szCs w:val="24"/>
+        </w:rPr>
+        <w:t>分层</w:t>
+      </w:r>
+      <w:r>
+        <w:rPr>
+          <w:rFonts w:hint="eastAsia"/>
+          <w:color w:val="000000"/>
+          <w:kern w:val="0"/>
+          <w:szCs w:val="24"/>
+        </w:rPr>
+        <w:t>设计</w:t>
+      </w:r>
+    </w:p>
+    <w:p>
+      <w:pPr>
+        <w:ind w:firstLine="480"/>
+        <w:jc w:val="both"/>
+      </w:pPr>
+      <w:r>
+        <w:rPr>
+          <w:rFonts w:hint="eastAsia"/>
+        </w:rPr>
+        <w:t>为了提高系统结构清晰度和可维护性，本系统在后端采用典型的分层设计思想，可划分为表现层、业务逻辑层、数据访问层和数据存储层。</w:t>
+      </w:r>
+    </w:p>
+    <w:p>
+      <w:pPr>
+        <w:ind w:firstLine="480"/>
+        <w:jc w:val="both"/>
+      </w:pPr>
+      <w:r>
+        <w:rPr>
+          <w:rFonts w:hint="eastAsia"/>
+        </w:rPr>
+        <w:t>表现层：表现层主要</w:t>
+      </w:r>
+      <w:proofErr w:type="gramStart"/>
+      <w:r>
+        <w:rPr>
+          <w:rFonts w:hint="eastAsia"/>
+        </w:rPr>
+        <w:t>由微信小</w:t>
+      </w:r>
+      <w:proofErr w:type="gramEnd"/>
+      <w:r>
+        <w:rPr>
+          <w:rFonts w:hint="eastAsia"/>
+        </w:rPr>
+        <w:t>程序页面和后台管理页面构成，负责用户交互、数据展示和操作提交。该层不直接处理复杂业务逻辑，而是通过接口与后端通信。</w:t>
+      </w:r>
+    </w:p>
+    <w:p>
+      <w:pPr>
+        <w:ind w:firstLine="480"/>
+        <w:jc w:val="both"/>
+      </w:pPr>
+      <w:r>
+        <w:rPr>
+          <w:rFonts w:hint="eastAsia"/>
+        </w:rPr>
+        <w:t>业务逻辑层：业务逻辑层是系统核心层，负责实现商品查询、购物车处理、订单流转、推荐生成、时令评分、配置更新等业务规则。该层决定系统行为，是论文重点描述的层次之一。</w:t>
+      </w:r>
+    </w:p>
+    <w:p>
+      <w:pPr>
+        <w:ind w:firstLine="480"/>
+        <w:jc w:val="both"/>
+      </w:pPr>
+      <w:r>
+        <w:rPr>
+          <w:rFonts w:hint="eastAsia"/>
+        </w:rPr>
+        <w:t>数据访问层：数据访问</w:t>
+      </w:r>
+      <w:proofErr w:type="gramStart"/>
+      <w:r>
+        <w:rPr>
+          <w:rFonts w:hint="eastAsia"/>
+        </w:rPr>
+        <w:t>层用于</w:t>
+      </w:r>
+      <w:proofErr w:type="gramEnd"/>
+      <w:r>
+        <w:rPr>
+          <w:rFonts w:hint="eastAsia"/>
+        </w:rPr>
+        <w:t>封装数据库读写操作，主要通过</w:t>
+      </w:r>
+      <w:r>
+        <w:rPr>
+          <w:rFonts w:hint="eastAsia"/>
+        </w:rPr>
+        <w:t>Mapper</w:t>
+      </w:r>
+      <w:r>
+        <w:rPr>
+          <w:rFonts w:hint="eastAsia"/>
+        </w:rPr>
+        <w:t>接口与</w:t>
+      </w:r>
+      <w:r>
+        <w:rPr>
+          <w:rFonts w:hint="eastAsia"/>
+        </w:rPr>
+        <w:t>MySQL</w:t>
+      </w:r>
+      <w:r>
+        <w:rPr>
+          <w:rFonts w:hint="eastAsia"/>
+        </w:rPr>
+        <w:t>数据库交互，实现对用户、商品、订单、标签等数据的增删改查。</w:t>
+      </w:r>
+    </w:p>
+    <w:p>
+      <w:pPr>
+        <w:ind w:firstLine="480"/>
+        <w:jc w:val="both"/>
+      </w:pPr>
+      <w:r>
+        <w:rPr>
+          <w:rFonts w:hint="eastAsia"/>
+        </w:rPr>
+        <w:t>数据存储层：数据存储层由</w:t>
+      </w:r>
+      <w:r>
+        <w:rPr>
+          <w:rFonts w:hint="eastAsia"/>
+        </w:rPr>
+        <w:t>MySQL</w:t>
+      </w:r>
+      <w:r>
+        <w:rPr>
+          <w:rFonts w:hint="eastAsia"/>
+        </w:rPr>
+        <w:t>数据库组成，负责持久化保存业务数据，保证系统数据的完整性与一致性。</w:t>
+      </w:r>
+    </w:p>
+    <w:p>
+      <w:pPr>
+        <w:ind w:firstLine="480"/>
+        <w:jc w:val="both"/>
+      </w:pPr>
+      <w:r>
+        <w:rPr>
+          <w:rFonts w:hint="eastAsia"/>
+        </w:rPr>
+        <w:t>通过分层设计，系统能够将界面展示、业务逻辑和数据访问进行有效隔离，降低模块之间的耦合程度，为后续功能扩展和维护提供便利。</w:t>
+      </w:r>
+    </w:p>
+    <w:p>
+      <w:pPr>
+        <w:spacing w:line="360" w:lineRule="auto"/>
+        <w:ind w:firstLineChars="0" w:firstLine="0"/>
+        <w:outlineLvl w:val="1"/>
+        <w:rPr>
+          <w:rFonts w:eastAsia="黑体"/>
+          <w:b/>
+          <w:sz w:val="28"/>
+        </w:rPr>
+      </w:pPr>
+      <w:r>
+        <w:rPr>
+          <w:rFonts w:eastAsia="黑体" w:hint="eastAsia"/>
+          <w:b/>
+          <w:sz w:val="28"/>
+        </w:rPr>
+        <w:t>4</w:t>
+      </w:r>
+      <w:r>
+        <w:rPr>
+          <w:rFonts w:eastAsia="黑体"/>
+          <w:b/>
+          <w:sz w:val="28"/>
+        </w:rPr>
+        <w:t>.</w:t>
+      </w:r>
+      <w:r>
+        <w:rPr>
+          <w:rFonts w:eastAsia="黑体" w:hint="eastAsia"/>
+          <w:b/>
+          <w:sz w:val="28"/>
+        </w:rPr>
+        <w:t>2</w:t>
+      </w:r>
+      <w:r>
+        <w:rPr>
+          <w:rFonts w:eastAsia="黑体"/>
+          <w:b/>
+          <w:sz w:val="28"/>
+        </w:rPr>
+        <w:t xml:space="preserve">  </w:t>
+      </w:r>
+      <w:r>
+        <w:rPr>
+          <w:rFonts w:eastAsia="黑体" w:hint="eastAsia"/>
+          <w:b/>
+          <w:sz w:val="28"/>
+        </w:rPr>
+        <w:t>系统功能模块设计</w:t>
+      </w:r>
+    </w:p>
+    <w:p>
+      <w:pPr>
+        <w:ind w:firstLine="480"/>
+        <w:jc w:val="both"/>
+      </w:pPr>
+      <w:r>
+        <w:t>根据系统需求分析结果，</w:t>
+      </w:r>
+      <w:r>
+        <w:rPr>
+          <w:rFonts w:hint="eastAsia"/>
+        </w:rPr>
+        <w:t>本</w:t>
+      </w:r>
+      <w:r>
+        <w:t>系统整体可划分为用户</w:t>
+      </w:r>
+      <w:proofErr w:type="gramStart"/>
+      <w:r>
+        <w:t>端功能</w:t>
+      </w:r>
+      <w:proofErr w:type="gramEnd"/>
+      <w:r>
+        <w:t>模块和管理</w:t>
+      </w:r>
+      <w:proofErr w:type="gramStart"/>
+      <w:r>
+        <w:t>端功能</w:t>
+      </w:r>
+      <w:proofErr w:type="gramEnd"/>
+      <w:r>
+        <w:t>模块两大部分。</w:t>
+      </w:r>
+      <w:r>
+        <w:rPr>
+          <w:rFonts w:hint="eastAsia"/>
+        </w:rPr>
+        <w:t>系统的总体功能模块如下图所示：</w:t>
+      </w:r>
+    </w:p>
+    <w:p>
+      <w:pPr>
+        <w:ind w:firstLineChars="0" w:firstLine="0"/>
+        <w:jc w:val="center"/>
+      </w:pPr>
+      <w:r>
+        <w:rPr>
+          <w:noProof/>
+        </w:rPr>
+        <w:lastRenderedPageBreak/>
+        <w:drawing>
+          <wp:inline distT="0" distB="0" distL="0" distR="0" wp14:anchorId="44F1E8E5" wp14:editId="01B4B49E">
+            <wp:extent cx="6192520" cy="3046095"/>
+            <wp:effectExtent l="0" t="0" r="0" b="1905"/>
+            <wp:docPr id="2107865930" name="图片 1"/>
+            <wp:cNvGraphicFramePr>
+              <a:graphicFrameLocks xmlns:a="http://schemas.openxmlformats.org/drawingml/2006/main" noChangeAspect="1"/>
+            </wp:cNvGraphicFramePr>
+            <a:graphic xmlns:a="http://schemas.openxmlformats.org/drawingml/2006/main">
+              <a:graphicData uri="http://schemas.openxmlformats.org/drawingml/2006/picture">
+                <pic:pic xmlns:pic="http://schemas.openxmlformats.org/drawingml/2006/picture">
+                  <pic:nvPicPr>
+                    <pic:cNvPr id="2107865930" name=""/>
+                    <pic:cNvPicPr/>
+                  </pic:nvPicPr>
+                  <pic:blipFill>
+                    <a:blip r:embed="rId22"/>
+                    <a:stretch>
+                      <a:fillRect/>
+                    </a:stretch>
+                  </pic:blipFill>
+                  <pic:spPr>
+                    <a:xfrm>
+                      <a:off x="0" y="0"/>
+                      <a:ext cx="6192520" cy="3046095"/>
+                    </a:xfrm>
+                    <a:prstGeom prst="rect">
+                      <a:avLst/>
+                    </a:prstGeom>
+                  </pic:spPr>
+                </pic:pic>
+              </a:graphicData>
+            </a:graphic>
+          </wp:inline>
+        </w:drawing>
+      </w:r>
+    </w:p>
+    <w:p>
+      <w:pPr>
+        <w:ind w:firstLineChars="0" w:firstLine="0"/>
+        <w:jc w:val="center"/>
+        <w:rPr>
+          <w:sz w:val="21"/>
+          <w:szCs w:val="21"/>
+        </w:rPr>
+      </w:pPr>
+      <w:r>
+        <w:rPr>
+          <w:rFonts w:hint="eastAsia"/>
+          <w:sz w:val="21"/>
+          <w:szCs w:val="21"/>
+        </w:rPr>
+        <w:t>图</w:t>
+      </w:r>
+      <w:r>
+        <w:rPr>
+          <w:rFonts w:hint="eastAsia"/>
+          <w:sz w:val="21"/>
+          <w:szCs w:val="21"/>
+        </w:rPr>
+        <w:t xml:space="preserve"> </w:t>
+      </w:r>
+      <w:r>
+        <w:rPr>
+          <w:rFonts w:hint="eastAsia"/>
+          <w:sz w:val="21"/>
+          <w:szCs w:val="21"/>
+        </w:rPr>
+        <w:t>系统</w:t>
+      </w:r>
+      <w:r>
+        <w:rPr>
+          <w:rFonts w:hint="eastAsia"/>
+          <w:sz w:val="21"/>
+          <w:szCs w:val="21"/>
+        </w:rPr>
+        <w:t>总体功能模块图</w:t>
+      </w:r>
     </w:p>
     <w:p>
       <w:pPr>
@@ -10130,8 +11231,394 @@
           <w:szCs w:val="24"/>
           <w:shd w:val="clear" w:color="auto" w:fill="FFFFFF"/>
         </w:rPr>
+        <w:t>4.</w:t>
+      </w:r>
+      <w:r>
+        <w:rPr>
+          <w:rFonts w:eastAsia="黑体" w:hint="eastAsia"/>
+          <w:szCs w:val="24"/>
+          <w:shd w:val="clear" w:color="auto" w:fill="FFFFFF"/>
+        </w:rPr>
+        <w:t>2</w:t>
+      </w:r>
+      <w:r>
+        <w:rPr>
+          <w:rFonts w:eastAsia="黑体" w:hint="eastAsia"/>
+          <w:szCs w:val="24"/>
+          <w:shd w:val="clear" w:color="auto" w:fill="FFFFFF"/>
+        </w:rPr>
+        <w:t>.</w:t>
+      </w:r>
+      <w:r>
+        <w:rPr>
+          <w:rFonts w:eastAsia="黑体" w:hint="eastAsia"/>
+          <w:szCs w:val="24"/>
+          <w:shd w:val="clear" w:color="auto" w:fill="FFFFFF"/>
+        </w:rPr>
+        <w:t>1</w:t>
+      </w:r>
+      <w:r>
+        <w:rPr>
+          <w:rFonts w:eastAsia="黑体"/>
+          <w:szCs w:val="24"/>
+          <w:shd w:val="clear" w:color="auto" w:fill="FFFFFF"/>
+        </w:rPr>
+        <w:t xml:space="preserve">  </w:t>
+      </w:r>
+      <w:r>
+        <w:rPr>
+          <w:rFonts w:hint="eastAsia"/>
+          <w:color w:val="000000"/>
+          <w:kern w:val="0"/>
+          <w:szCs w:val="24"/>
+        </w:rPr>
+        <w:t>用户</w:t>
+      </w:r>
+      <w:proofErr w:type="gramStart"/>
+      <w:r>
+        <w:rPr>
+          <w:rFonts w:hint="eastAsia"/>
+          <w:color w:val="000000"/>
+          <w:kern w:val="0"/>
+          <w:szCs w:val="24"/>
+        </w:rPr>
+        <w:t>端功能</w:t>
+      </w:r>
+      <w:proofErr w:type="gramEnd"/>
+      <w:r>
+        <w:rPr>
+          <w:rFonts w:hint="eastAsia"/>
+          <w:color w:val="000000"/>
+          <w:kern w:val="0"/>
+          <w:szCs w:val="24"/>
+        </w:rPr>
+        <w:t>模块设计</w:t>
+      </w:r>
+    </w:p>
+    <w:p>
+      <w:pPr>
+        <w:ind w:firstLine="480"/>
+        <w:jc w:val="both"/>
+      </w:pPr>
+    </w:p>
+    <w:p>
+      <w:pPr>
+        <w:ind w:firstLineChars="0" w:firstLine="0"/>
+        <w:jc w:val="center"/>
+      </w:pPr>
+      <w:r>
+        <w:rPr>
+          <w:noProof/>
+        </w:rPr>
+        <w:drawing>
+          <wp:inline distT="0" distB="0" distL="0" distR="0" wp14:anchorId="061F756C" wp14:editId="1285EB83">
+            <wp:extent cx="6192520" cy="3239770"/>
+            <wp:effectExtent l="0" t="0" r="0" b="0"/>
+            <wp:docPr id="632592412" name="图片 1"/>
+            <wp:cNvGraphicFramePr>
+              <a:graphicFrameLocks xmlns:a="http://schemas.openxmlformats.org/drawingml/2006/main" noChangeAspect="1"/>
+            </wp:cNvGraphicFramePr>
+            <a:graphic xmlns:a="http://schemas.openxmlformats.org/drawingml/2006/main">
+              <a:graphicData uri="http://schemas.openxmlformats.org/drawingml/2006/picture">
+                <pic:pic xmlns:pic="http://schemas.openxmlformats.org/drawingml/2006/picture">
+                  <pic:nvPicPr>
+                    <pic:cNvPr id="632592412" name=""/>
+                    <pic:cNvPicPr/>
+                  </pic:nvPicPr>
+                  <pic:blipFill>
+                    <a:blip r:embed="rId23"/>
+                    <a:stretch>
+                      <a:fillRect/>
+                    </a:stretch>
+                  </pic:blipFill>
+                  <pic:spPr>
+                    <a:xfrm>
+                      <a:off x="0" y="0"/>
+                      <a:ext cx="6192520" cy="3239770"/>
+                    </a:xfrm>
+                    <a:prstGeom prst="rect">
+                      <a:avLst/>
+                    </a:prstGeom>
+                  </pic:spPr>
+                </pic:pic>
+              </a:graphicData>
+            </a:graphic>
+          </wp:inline>
+        </w:drawing>
+      </w:r>
+    </w:p>
+    <w:p>
+      <w:pPr>
+        <w:ind w:firstLineChars="0" w:firstLine="0"/>
+        <w:jc w:val="center"/>
+        <w:rPr>
+          <w:sz w:val="21"/>
+          <w:szCs w:val="21"/>
+        </w:rPr>
+      </w:pPr>
+      <w:r>
+        <w:rPr>
+          <w:rFonts w:hint="eastAsia"/>
+          <w:sz w:val="21"/>
+          <w:szCs w:val="21"/>
+        </w:rPr>
+        <w:t>图</w:t>
+      </w:r>
+      <w:r>
+        <w:rPr>
+          <w:rFonts w:hint="eastAsia"/>
+          <w:sz w:val="21"/>
+          <w:szCs w:val="21"/>
+        </w:rPr>
+        <w:t xml:space="preserve"> </w:t>
+      </w:r>
+      <w:r>
+        <w:rPr>
+          <w:rFonts w:hint="eastAsia"/>
+          <w:sz w:val="21"/>
+          <w:szCs w:val="21"/>
+        </w:rPr>
+        <w:t>用户</w:t>
+      </w:r>
+      <w:proofErr w:type="gramStart"/>
+      <w:r>
+        <w:rPr>
+          <w:rFonts w:hint="eastAsia"/>
+          <w:sz w:val="21"/>
+          <w:szCs w:val="21"/>
+        </w:rPr>
+        <w:t>端功能</w:t>
+      </w:r>
+      <w:proofErr w:type="gramEnd"/>
+      <w:r>
+        <w:rPr>
+          <w:rFonts w:hint="eastAsia"/>
+          <w:sz w:val="21"/>
+          <w:szCs w:val="21"/>
+        </w:rPr>
+        <w:t>模块图</w:t>
+      </w:r>
+    </w:p>
+    <w:p>
+      <w:pPr>
+        <w:spacing w:line="360" w:lineRule="auto"/>
+        <w:ind w:firstLineChars="0" w:firstLine="0"/>
+        <w:outlineLvl w:val="2"/>
+        <w:rPr>
+          <w:rFonts w:eastAsia="黑体"/>
+          <w:szCs w:val="24"/>
+          <w:shd w:val="clear" w:color="auto" w:fill="FFFFFF"/>
+        </w:rPr>
+      </w:pPr>
+      <w:r>
+        <w:rPr>
+          <w:rFonts w:eastAsia="黑体" w:hint="eastAsia"/>
+          <w:szCs w:val="24"/>
+          <w:shd w:val="clear" w:color="auto" w:fill="FFFFFF"/>
+        </w:rPr>
+        <w:t>4.</w:t>
+      </w:r>
+      <w:r>
+        <w:rPr>
+          <w:rFonts w:eastAsia="黑体" w:hint="eastAsia"/>
+          <w:szCs w:val="24"/>
+          <w:shd w:val="clear" w:color="auto" w:fill="FFFFFF"/>
+        </w:rPr>
+        <w:t>2</w:t>
+      </w:r>
+      <w:r>
+        <w:rPr>
+          <w:rFonts w:eastAsia="黑体" w:hint="eastAsia"/>
+          <w:szCs w:val="24"/>
+          <w:shd w:val="clear" w:color="auto" w:fill="FFFFFF"/>
+        </w:rPr>
+        <w:t>.</w:t>
+      </w:r>
+      <w:r>
+        <w:rPr>
+          <w:rFonts w:eastAsia="黑体" w:hint="eastAsia"/>
+          <w:szCs w:val="24"/>
+          <w:shd w:val="clear" w:color="auto" w:fill="FFFFFF"/>
+        </w:rPr>
+        <w:t>2</w:t>
+      </w:r>
+      <w:r>
+        <w:rPr>
+          <w:rFonts w:eastAsia="黑体"/>
+          <w:szCs w:val="24"/>
+          <w:shd w:val="clear" w:color="auto" w:fill="FFFFFF"/>
+        </w:rPr>
+        <w:t xml:space="preserve">  </w:t>
+      </w:r>
+      <w:r>
+        <w:rPr>
+          <w:rFonts w:hint="eastAsia"/>
+          <w:color w:val="000000"/>
+          <w:kern w:val="0"/>
+          <w:szCs w:val="24"/>
+        </w:rPr>
+        <w:t>系统业务流程设计</w:t>
+      </w:r>
+    </w:p>
+    <w:p>
+      <w:pPr>
+        <w:ind w:firstLine="480"/>
+        <w:jc w:val="both"/>
+      </w:pPr>
+    </w:p>
+    <w:p>
+      <w:pPr>
+        <w:ind w:firstLine="480"/>
+        <w:jc w:val="both"/>
+      </w:pPr>
+    </w:p>
+    <w:p>
+      <w:pPr>
+        <w:ind w:firstLineChars="0" w:firstLine="0"/>
+        <w:jc w:val="center"/>
+      </w:pPr>
+      <w:r>
+        <w:rPr>
+          <w:noProof/>
+        </w:rPr>
         <w:lastRenderedPageBreak/>
-        <w:t>4.1.3</w:t>
+        <w:drawing>
+          <wp:inline distT="0" distB="0" distL="0" distR="0" wp14:anchorId="1808C3EC" wp14:editId="7F1AF64C">
+            <wp:extent cx="6192520" cy="3422650"/>
+            <wp:effectExtent l="0" t="0" r="0" b="6350"/>
+            <wp:docPr id="1238380939" name="图片 1"/>
+            <wp:cNvGraphicFramePr>
+              <a:graphicFrameLocks xmlns:a="http://schemas.openxmlformats.org/drawingml/2006/main" noChangeAspect="1"/>
+            </wp:cNvGraphicFramePr>
+            <a:graphic xmlns:a="http://schemas.openxmlformats.org/drawingml/2006/main">
+              <a:graphicData uri="http://schemas.openxmlformats.org/drawingml/2006/picture">
+                <pic:pic xmlns:pic="http://schemas.openxmlformats.org/drawingml/2006/picture">
+                  <pic:nvPicPr>
+                    <pic:cNvPr id="1238380939" name=""/>
+                    <pic:cNvPicPr/>
+                  </pic:nvPicPr>
+                  <pic:blipFill>
+                    <a:blip r:embed="rId24"/>
+                    <a:stretch>
+                      <a:fillRect/>
+                    </a:stretch>
+                  </pic:blipFill>
+                  <pic:spPr>
+                    <a:xfrm>
+                      <a:off x="0" y="0"/>
+                      <a:ext cx="6192520" cy="3422650"/>
+                    </a:xfrm>
+                    <a:prstGeom prst="rect">
+                      <a:avLst/>
+                    </a:prstGeom>
+                  </pic:spPr>
+                </pic:pic>
+              </a:graphicData>
+            </a:graphic>
+          </wp:inline>
+        </w:drawing>
+      </w:r>
+    </w:p>
+    <w:p>
+      <w:pPr>
+        <w:ind w:firstLineChars="0" w:firstLine="0"/>
+        <w:jc w:val="center"/>
+        <w:rPr>
+          <w:sz w:val="21"/>
+          <w:szCs w:val="21"/>
+        </w:rPr>
+      </w:pPr>
+      <w:r>
+        <w:rPr>
+          <w:rFonts w:hint="eastAsia"/>
+          <w:sz w:val="21"/>
+          <w:szCs w:val="21"/>
+        </w:rPr>
+        <w:t>图</w:t>
+      </w:r>
+      <w:r>
+        <w:rPr>
+          <w:rFonts w:hint="eastAsia"/>
+          <w:sz w:val="21"/>
+          <w:szCs w:val="21"/>
+        </w:rPr>
+        <w:t xml:space="preserve"> </w:t>
+      </w:r>
+      <w:r>
+        <w:rPr>
+          <w:rFonts w:hint="eastAsia"/>
+          <w:sz w:val="21"/>
+          <w:szCs w:val="21"/>
+        </w:rPr>
+        <w:t>管理</w:t>
+      </w:r>
+      <w:proofErr w:type="gramStart"/>
+      <w:r>
+        <w:rPr>
+          <w:rFonts w:hint="eastAsia"/>
+          <w:sz w:val="21"/>
+          <w:szCs w:val="21"/>
+        </w:rPr>
+        <w:t>端功能</w:t>
+      </w:r>
+      <w:proofErr w:type="gramEnd"/>
+      <w:r>
+        <w:rPr>
+          <w:rFonts w:hint="eastAsia"/>
+          <w:sz w:val="21"/>
+          <w:szCs w:val="21"/>
+        </w:rPr>
+        <w:t>模块图</w:t>
+      </w:r>
+    </w:p>
+    <w:p>
+      <w:pPr>
+        <w:ind w:firstLine="480"/>
+        <w:jc w:val="both"/>
+      </w:pPr>
+    </w:p>
+    <w:p>
+      <w:pPr>
+        <w:spacing w:line="360" w:lineRule="auto"/>
+        <w:ind w:firstLineChars="0" w:firstLine="0"/>
+        <w:outlineLvl w:val="2"/>
+        <w:rPr>
+          <w:rFonts w:eastAsia="黑体"/>
+          <w:szCs w:val="24"/>
+          <w:shd w:val="clear" w:color="auto" w:fill="FFFFFF"/>
+        </w:rPr>
+      </w:pPr>
+      <w:r>
+        <w:rPr>
+          <w:rFonts w:eastAsia="黑体" w:hint="eastAsia"/>
+          <w:szCs w:val="24"/>
+          <w:shd w:val="clear" w:color="auto" w:fill="FFFFFF"/>
+        </w:rPr>
+        <w:t>4.</w:t>
+      </w:r>
+      <w:r>
+        <w:rPr>
+          <w:rFonts w:eastAsia="黑体" w:hint="eastAsia"/>
+          <w:szCs w:val="24"/>
+          <w:shd w:val="clear" w:color="auto" w:fill="FFFFFF"/>
+        </w:rPr>
+        <w:t>2</w:t>
+      </w:r>
+      <w:r>
+        <w:rPr>
+          <w:rFonts w:eastAsia="黑体" w:hint="eastAsia"/>
+          <w:szCs w:val="24"/>
+          <w:shd w:val="clear" w:color="auto" w:fill="FFFFFF"/>
+        </w:rPr>
+        <w:t>.</w:t>
+      </w:r>
+      <w:r>
+        <w:rPr>
+          <w:rFonts w:eastAsia="黑体" w:hint="eastAsia"/>
+          <w:szCs w:val="24"/>
+          <w:shd w:val="clear" w:color="auto" w:fill="FFFFFF"/>
+        </w:rPr>
+        <w:t>3</w:t>
       </w:r>
       <w:r>
         <w:rPr>
@@ -10168,7 +11655,7 @@
           <w:sz w:val="28"/>
         </w:rPr>
       </w:pPr>
-      <w:bookmarkStart w:id="47" w:name="_Toc227250208"/>
+      <w:bookmarkStart w:id="48" w:name="_Toc227250208"/>
       <w:r>
         <w:rPr>
           <w:rFonts w:eastAsia="黑体" w:hint="eastAsia"/>
@@ -10193,7 +11680,7 @@
         </w:rPr>
         <w:t>2</w:t>
       </w:r>
-      <w:bookmarkEnd w:id="47"/>
+      <w:bookmarkEnd w:id="48"/>
       <w:r>
         <w:rPr>
           <w:rFonts w:eastAsia="黑体"/>
@@ -10227,7 +11714,7 @@
           <w:sz w:val="30"/>
         </w:rPr>
       </w:pPr>
-      <w:bookmarkStart w:id="48" w:name="_Toc227250209"/>
+      <w:bookmarkStart w:id="49" w:name="_Toc227250209"/>
       <w:r>
         <w:rPr>
           <w:rFonts w:eastAsia="黑体" w:hint="eastAsia"/>
@@ -10252,7 +11739,7 @@
         </w:rPr>
         <w:t>结</w:t>
       </w:r>
-      <w:bookmarkEnd w:id="48"/>
+      <w:bookmarkEnd w:id="49"/>
     </w:p>
     <w:p>
       <w:pPr>
@@ -10285,7 +11772,7 @@
           <w:sz w:val="30"/>
         </w:rPr>
       </w:pPr>
-      <w:bookmarkStart w:id="49" w:name="_Toc227250210"/>
+      <w:bookmarkStart w:id="50" w:name="_Toc227250210"/>
       <w:r>
         <w:rPr>
           <w:rFonts w:eastAsia="黑体"/>
@@ -10342,7 +11829,7 @@
         </w:rPr>
         <w:t>献</w:t>
       </w:r>
-      <w:bookmarkEnd w:id="49"/>
+      <w:bookmarkEnd w:id="50"/>
     </w:p>
     <w:p>
       <w:pPr>
@@ -10408,7 +11895,7 @@
           <w:sz w:val="30"/>
         </w:rPr>
       </w:pPr>
-      <w:bookmarkStart w:id="50" w:name="_Toc227250211"/>
+      <w:bookmarkStart w:id="51" w:name="_Toc227250211"/>
       <w:r>
         <w:rPr>
           <w:rFonts w:eastAsia="黑体"/>
@@ -10436,7 +11923,7 @@
         </w:rPr>
         <w:t>谢</w:t>
       </w:r>
-      <w:bookmarkEnd w:id="50"/>
+      <w:bookmarkEnd w:id="51"/>
     </w:p>
     <w:p>
       <w:pPr>
@@ -10459,7 +11946,7 @@
       </w:pPr>
     </w:p>
     <w:sectPr>
-      <w:footerReference w:type="default" r:id="rId21"/>
+      <w:footerReference w:type="default" r:id="rId25"/>
       <w:pgSz w:w="11906" w:h="16838"/>
       <w:pgMar w:top="1304" w:right="1077" w:bottom="1247" w:left="1077" w:header="851" w:footer="992" w:gutter="0"/>
       <w:pgNumType w:start="1"/>
@@ -14052,7 +15539,7 @@
   <w:style w:type="paragraph" w:default="1" w:styleId="a">
     <w:name w:val="Normal"/>
     <w:qFormat/>
-    <w:rsid w:val="00B6735F"/>
+    <w:rsid w:val="00C93440"/>
     <w:pPr>
       <w:widowControl w:val="0"/>
       <w:spacing w:line="336" w:lineRule="auto"/>
@@ -14261,6 +15748,7 @@
   <w:style w:type="character" w:default="1" w:styleId="a0">
     <w:name w:val="Default Paragraph Font"/>
     <w:uiPriority w:val="1"/>
+    <w:semiHidden/>
     <w:unhideWhenUsed/>
   </w:style>
   <w:style w:type="table" w:default="1" w:styleId="a1">
@@ -15052,6 +16540,16 @@
       <w:szCs w:val="24"/>
     </w:rPr>
   </w:style>
+  <w:style w:type="character" w:styleId="afc">
+    <w:name w:val="Placeholder Text"/>
+    <w:basedOn w:val="a0"/>
+    <w:uiPriority w:val="99"/>
+    <w:semiHidden/>
+    <w:rsid w:val="00DF4833"/>
+    <w:rPr>
+      <w:color w:val="666666"/>
+    </w:rPr>
+  </w:style>
 </w:styles>
 </file>
 
